--- a/docs/en/Deep Learning/quizzes/Interactive_Quiz_Student_Guide.docx
+++ b/docs/en/Deep Learning/quizzes/Interactive_Quiz_Student_Guide.docx
@@ -4,257 +4,322 @@
   <w:body>
     <w:p>
       <w:pPr>
-        <w:spacing w:after="40"/>
+        <w:spacing w:after="60"/>
+        <w:jc w:val="center"/>
       </w:pPr>
       <w:r>
         <w:rPr>
           <w:b/>
           <w:bCs/>
-          <w:color w:val="1A1A2E"/>
-          <w:sz w:val="44"/>
-          <w:szCs w:val="44"/>
+          <w:color w:val="2E75B6"/>
+          <w:sz w:val="40"/>
+          <w:szCs w:val="40"/>
         </w:rPr>
         <w:t>Interactive Video Quiz</w:t>
       </w:r>
     </w:p>
     <w:p>
       <w:pPr>
-        <w:spacing w:after="300"/>
+        <w:spacing w:after="360"/>
+        <w:jc w:val="center"/>
       </w:pPr>
       <w:r>
         <w:rPr>
           <w:color w:val="666666"/>
-          <w:sz w:val="22"/>
-          <w:szCs w:val="22"/>
+          <w:sz w:val="26"/>
+          <w:szCs w:val="26"/>
         </w:rPr>
         <w:t>Student Quick Guide</w:t>
       </w:r>
     </w:p>
     <w:p>
       <w:pPr>
-        <w:pBdr>
-          <w:bottom w:val="single" w:sz="1" w:space="8" w:color="CCCCCC"/>
-        </w:pBdr>
-        <w:spacing w:after="200"/>
-      </w:pPr>
-    </w:p>
-    <w:p>
-      <w:pPr>
         <w:pStyle w:val="Heading1"/>
-        <w:spacing w:before="200"/>
-      </w:pPr>
-      <w:r>
-        <w:t>Getting started</w:t>
-      </w:r>
-    </w:p>
-    <w:p>
-      <w:pPr>
-        <w:spacing w:after="200"/>
-      </w:pPr>
-      <w:r>
-        <w:t>The quiz is built into a YouTube video. At specific moments during playback, the video will pause automatically and question boxes will appear on screen. Answer them, submit, and press play to continue.</w:t>
+      </w:pPr>
+      <w:r>
+        <w:t>Getting Started</w:t>
+      </w:r>
+    </w:p>
+    <w:p>
+      <w:pPr>
+        <w:spacing w:after="160"/>
+      </w:pPr>
+      <w:r>
+        <w:rPr>
+          <w:color w:val="333333"/>
+        </w:rPr>
+        <w:t>The quiz is built into either a YouTube video or a timed background canvas. At specific moments during playback, the video (or timer) pauses automatically and question panels appear on screen. Answer them, submit, and press play to continue.</w:t>
+      </w:r>
+    </w:p>
+    <w:p>
+      <w:pPr>
+        <w:pStyle w:val="Heading2"/>
+      </w:pPr>
+      <w:r>
+        <w:t>YouTube Mode</w:t>
+      </w:r>
+    </w:p>
+    <w:p>
+      <w:pPr>
+        <w:spacing w:after="160"/>
+      </w:pPr>
+      <w:r>
+        <w:rPr>
+          <w:color w:val="333333"/>
+        </w:rPr>
+        <w:t>Your instructor provides an HTML file containing an embedded YouTube video. Double-click the file to open it in Chrome or Firefox. The video loads and plays normally until a quiz point is reached.</w:t>
+      </w:r>
+    </w:p>
+    <w:p>
+      <w:pPr>
+        <w:pStyle w:val="Heading2"/>
+      </w:pPr>
+      <w:r>
+        <w:t>Background Mode</w:t>
+      </w:r>
+    </w:p>
+    <w:p>
+      <w:pPr>
+        <w:spacing w:after="160"/>
+      </w:pPr>
+      <w:r>
+        <w:rPr>
+          <w:color w:val="333333"/>
+        </w:rPr>
+        <w:t>Some quizzes do not use a video at all. Instead, a coloured or image-based canvas is displayed with a built-in timer bar at the bottom. A play/pause button and a speed control replace the YouTube player. You can click anywhere on the timeline bar to jump to a specific point, just as you would seek through a video.</w:t>
       </w:r>
     </w:p>
     <w:p>
       <w:pPr>
         <w:pStyle w:val="Heading1"/>
-        <w:spacing w:before="200"/>
-      </w:pPr>
-      <w:r>
-        <w:t>Step by step</w:t>
-      </w:r>
-    </w:p>
-    <w:p>
-      <w:pPr>
-        <w:spacing w:after="140"/>
+      </w:pPr>
+      <w:r>
+        <w:t>Step by Step</w:t>
+      </w:r>
+    </w:p>
+    <w:p>
+      <w:pPr>
+        <w:pStyle w:val="ListParagraph"/>
+        <w:numPr>
+          <w:ilvl w:val="0"/>
+          <w:numId w:val="2"/>
+        </w:numPr>
+        <w:spacing w:after="160"/>
       </w:pPr>
       <w:r>
         <w:rPr>
           <w:b/>
           <w:bCs/>
-          <w:color w:val="16213E"/>
-        </w:rPr>
-        <w:t xml:space="preserve">1.  </w:t>
-      </w:r>
+          <w:color w:val="333333"/>
+        </w:rPr>
+        <w:t>Open the file</w:t>
+      </w:r>
+      <w:r>
+        <w:rPr>
+          <w:color w:val="333333"/>
+        </w:rPr>
+        <w:t xml:space="preserve"> — Double-click the HTML file your instructor provided. It opens in Chrome or Firefox.</w:t>
+      </w:r>
+    </w:p>
+    <w:p>
+      <w:pPr>
+        <w:pStyle w:val="ListParagraph"/>
+        <w:numPr>
+          <w:ilvl w:val="0"/>
+          <w:numId w:val="2"/>
+        </w:numPr>
+        <w:spacing w:after="160"/>
+      </w:pPr>
       <w:r>
         <w:rPr>
           <w:b/>
           <w:bCs/>
-        </w:rPr>
-        <w:t xml:space="preserve">Open the file — </w:t>
-      </w:r>
-      <w:r>
-        <w:t>Double-click the HTML file your instructor provided. It opens in Chrome or Firefox. The YouTube video loads inside.</w:t>
-      </w:r>
-    </w:p>
-    <w:p>
-      <w:pPr>
-        <w:spacing w:after="140"/>
+          <w:color w:val="333333"/>
+        </w:rPr>
+        <w:t>Watch or start the timer</w:t>
+      </w:r>
+      <w:r>
+        <w:rPr>
+          <w:color w:val="333333"/>
+        </w:rPr>
+        <w:t xml:space="preserve"> — Press the play button. In YouTube mode the video plays normally. In background mode the timer begins counting.</w:t>
+      </w:r>
+    </w:p>
+    <w:p>
+      <w:pPr>
+        <w:pStyle w:val="ListParagraph"/>
+        <w:numPr>
+          <w:ilvl w:val="0"/>
+          <w:numId w:val="2"/>
+        </w:numPr>
+        <w:spacing w:after="160"/>
       </w:pPr>
       <w:r>
         <w:rPr>
           <w:b/>
           <w:bCs/>
-          <w:color w:val="16213E"/>
-        </w:rPr>
-        <w:t xml:space="preserve">2.  </w:t>
-      </w:r>
+          <w:color w:val="333333"/>
+        </w:rPr>
+        <w:t>Playback pauses</w:t>
+      </w:r>
+      <w:r>
+        <w:rPr>
+          <w:color w:val="333333"/>
+        </w:rPr>
+        <w:t xml:space="preserve"> — When a quiz point is reached, playback pauses automatically. A notice appears at the top: “Video paused — answer the question(s), then press play to continue.”</w:t>
+      </w:r>
+    </w:p>
+    <w:p>
+      <w:pPr>
+        <w:pStyle w:val="ListParagraph"/>
+        <w:numPr>
+          <w:ilvl w:val="0"/>
+          <w:numId w:val="2"/>
+        </w:numPr>
+        <w:spacing w:after="160"/>
+      </w:pPr>
       <w:r>
         <w:rPr>
           <w:b/>
           <w:bCs/>
-        </w:rPr>
-        <w:t xml:space="preserve">Watch the video — </w:t>
-      </w:r>
-      <w:r>
-        <w:t>Press the play button. The video plays normally until it reaches a quiz point.</w:t>
-      </w:r>
-    </w:p>
-    <w:p>
-      <w:pPr>
-        <w:spacing w:after="140"/>
+          <w:color w:val="333333"/>
+        </w:rPr>
+        <w:t>Answer the questions</w:t>
+      </w:r>
+      <w:r>
+        <w:rPr>
+          <w:color w:val="333333"/>
+        </w:rPr>
+        <w:t xml:space="preserve"> — Depending on the question type, you may need to type text, drag items, select options, click hotspots, adjust a slider, or fill in blanks. See the Question Types section below for details on each type.</w:t>
+      </w:r>
+    </w:p>
+    <w:p>
+      <w:pPr>
+        <w:pStyle w:val="ListParagraph"/>
+        <w:numPr>
+          <w:ilvl w:val="0"/>
+          <w:numId w:val="2"/>
+        </w:numPr>
+        <w:spacing w:after="160"/>
       </w:pPr>
       <w:r>
         <w:rPr>
           <w:b/>
           <w:bCs/>
-          <w:color w:val="16213E"/>
-        </w:rPr>
-        <w:t xml:space="preserve">3.  </w:t>
-      </w:r>
+          <w:color w:val="333333"/>
+        </w:rPr>
+        <w:t>Press Submit</w:t>
+      </w:r>
+      <w:r>
+        <w:rPr>
+          <w:color w:val="333333"/>
+        </w:rPr>
+        <w:t xml:space="preserve"> — Click the Submit button in the bottom-right corner (or press Enter in a text field). Each question shows green for correct or red for incorrect.</w:t>
+      </w:r>
+    </w:p>
+    <w:p>
+      <w:pPr>
+        <w:pStyle w:val="ListParagraph"/>
+        <w:numPr>
+          <w:ilvl w:val="0"/>
+          <w:numId w:val="2"/>
+        </w:numPr>
+        <w:spacing w:after="160"/>
+      </w:pPr>
       <w:r>
         <w:rPr>
           <w:b/>
           <w:bCs/>
-        </w:rPr>
-        <w:t xml:space="preserve">Video pauses — </w:t>
-      </w:r>
-      <w:r>
-        <w:t>When a quiz point is reached, the video pauses automatically. A notice appears at the top: “Video paused — answer the question(s), then press play to continue.”</w:t>
-      </w:r>
-    </w:p>
-    <w:p>
-      <w:pPr>
-        <w:spacing w:after="140"/>
+          <w:color w:val="333333"/>
+        </w:rPr>
+        <w:t>Try again or move on</w:t>
+      </w:r>
+      <w:r>
+        <w:rPr>
+          <w:color w:val="333333"/>
+        </w:rPr>
+        <w:t xml:space="preserve"> — If you have tries left, correct your answers and submit again. When ready, press the play button (or the spacebar) to continue.</w:t>
+      </w:r>
+    </w:p>
+    <w:p>
+      <w:pPr>
+        <w:pStyle w:val="ListParagraph"/>
+        <w:numPr>
+          <w:ilvl w:val="0"/>
+          <w:numId w:val="2"/>
+        </w:numPr>
+        <w:spacing w:after="160"/>
       </w:pPr>
       <w:r>
         <w:rPr>
           <w:b/>
           <w:bCs/>
-          <w:color w:val="16213E"/>
-        </w:rPr>
-        <w:t xml:space="preserve">4.  </w:t>
-      </w:r>
+          <w:color w:val="333333"/>
+        </w:rPr>
+        <w:t>View correct answers</w:t>
+      </w:r>
+      <w:r>
+        <w:rPr>
+          <w:color w:val="333333"/>
+        </w:rPr>
+        <w:t xml:space="preserve"> — After all tries are used, Submit becomes Done and an amber Answer button appears below it. Press it to see every correct answer revealed, along with any explanation bubbles your instructor has added.</w:t>
+      </w:r>
+    </w:p>
+    <w:p>
+      <w:pPr>
+        <w:pStyle w:val="ListParagraph"/>
+        <w:numPr>
+          <w:ilvl w:val="0"/>
+          <w:numId w:val="2"/>
+        </w:numPr>
+        <w:spacing w:after="160"/>
+      </w:pPr>
       <w:r>
         <w:rPr>
           <w:b/>
           <w:bCs/>
-        </w:rPr>
-        <w:t xml:space="preserve">Type your answers — </w:t>
-      </w:r>
-      <w:r>
-        <w:t>Edit boxes appear over the video. Click any box and type your answer. Press Tab to move between boxes.</w:t>
-      </w:r>
-    </w:p>
-    <w:p>
-      <w:pPr>
-        <w:spacing w:after="140"/>
-      </w:pPr>
-      <w:r>
-        <w:rPr>
-          <w:b/>
-          <w:bCs/>
-          <w:color w:val="16213E"/>
-        </w:rPr>
-        <w:t xml:space="preserve">5.  </w:t>
-      </w:r>
-      <w:r>
-        <w:rPr>
-          <w:b/>
-          <w:bCs/>
-        </w:rPr>
-        <w:t xml:space="preserve">Press Submit — </w:t>
-      </w:r>
-      <w:r>
-        <w:t>Click the Submit button in the bottom-right corner (or press Enter). Each box turns green (correct) or red (wrong).</w:t>
-      </w:r>
-    </w:p>
-    <w:p>
-      <w:pPr>
-        <w:spacing w:after="140"/>
-      </w:pPr>
-      <w:r>
-        <w:rPr>
-          <w:b/>
-          <w:bCs/>
-          <w:color w:val="16213E"/>
-        </w:rPr>
-        <w:t xml:space="preserve">6.  </w:t>
-      </w:r>
-      <w:r>
-        <w:rPr>
-          <w:b/>
-          <w:bCs/>
-        </w:rPr>
-        <w:t xml:space="preserve">Try again or move on — </w:t>
-      </w:r>
-      <w:r>
-        <w:t>If you have tries left, correct your red answers and submit again. When ready, press the play button to continue the video.</w:t>
-      </w:r>
-    </w:p>
-    <w:p>
-      <w:pPr>
-        <w:spacing w:after="140"/>
-      </w:pPr>
-      <w:r>
-        <w:rPr>
-          <w:b/>
-          <w:bCs/>
-          <w:color w:val="16213E"/>
-        </w:rPr>
-        <w:t xml:space="preserve">7.  </w:t>
-      </w:r>
-      <w:r>
-        <w:rPr>
-          <w:b/>
-          <w:bCs/>
-        </w:rPr>
-        <w:t xml:space="preserve">View correct answers — </w:t>
-      </w:r>
-      <w:r>
-        <w:t>After all tries are used, Submit becomes Done and an Answer button appears below it. Press it to see all correct answers in green.</w:t>
-      </w:r>
-    </w:p>
-    <w:p>
-      <w:pPr>
-        <w:spacing w:after="140"/>
-      </w:pPr>
-      <w:r>
-        <w:rPr>
-          <w:b/>
-          <w:bCs/>
-          <w:color w:val="16213E"/>
-        </w:rPr>
-        <w:t xml:space="preserve">8.  </w:t>
-      </w:r>
-      <w:r>
-        <w:rPr>
-          <w:b/>
-          <w:bCs/>
-        </w:rPr>
-        <w:t xml:space="preserve">Final summary — </w:t>
-      </w:r>
-      <w:r>
-        <w:t>In the last 5 seconds of the video, a summary panel shows your score per question group and your total percentage.</w:t>
-      </w:r>
+          <w:color w:val="333333"/>
+        </w:rPr>
+        <w:t>Final summary</w:t>
+      </w:r>
+      <w:r>
+        <w:rPr>
+          <w:color w:val="333333"/>
+        </w:rPr>
+        <w:t xml:space="preserve"> — Near the end of the video or timer, a summary panel appears showing your score per question group and your overall percentage.</w:t>
+      </w:r>
+    </w:p>
+    <w:p>
+      <w:pPr>
+        <w:spacing w:after="160"/>
+        <w:rPr>
+          <w:lang w:val="en-US"/>
+        </w:rPr>
+      </w:pPr>
+    </w:p>
+    <w:p>
+      <w:pPr>
+        <w:spacing w:after="160"/>
+        <w:rPr>
+          <w:lang w:val="en-US"/>
+        </w:rPr>
+      </w:pPr>
+    </w:p>
+    <w:p>
+      <w:pPr>
+        <w:spacing w:after="160"/>
+        <w:rPr>
+          <w:lang w:val="en-US"/>
+        </w:rPr>
+      </w:pPr>
     </w:p>
     <w:p>
       <w:pPr>
         <w:pStyle w:val="Heading1"/>
-        <w:spacing w:before="300"/>
-      </w:pPr>
-      <w:r>
-        <w:t>Question types</w:t>
+      </w:pPr>
+      <w:r>
+        <w:lastRenderedPageBreak/>
+        <w:t>Question Types</w:t>
       </w:r>
     </w:p>
     <w:p>
@@ -262,15 +327,18 @@
         <w:pStyle w:val="Heading2"/>
       </w:pPr>
       <w:r>
-        <w:t>Text / number input</w:t>
-      </w:r>
-    </w:p>
-    <w:p>
-      <w:pPr>
-        <w:spacing w:after="200"/>
-      </w:pPr>
-      <w:r>
-        <w:t>A small edit box appears on the video frame. Type your answer (text or number) and press Submit. Some numerical answers accept a small margin of error — for example, if the correct answer is 6.708, typing 6.71 may still be accepted.</w:t>
+        <w:t>Text / Number Input</w:t>
+      </w:r>
+    </w:p>
+    <w:p>
+      <w:pPr>
+        <w:spacing w:after="160"/>
+      </w:pPr>
+      <w:r>
+        <w:rPr>
+          <w:color w:val="333333"/>
+        </w:rPr>
+        <w:t>A small edit box appears on the screen. Type your answer (text or a number) and press Submit. Some numerical answers accept a tolerance — for example, if the correct answer is 6.708 and a tolerance of 0.01 is set, typing 6.71 will still be accepted. Answers are case-insensitive.</w:t>
       </w:r>
     </w:p>
     <w:p>
@@ -278,29 +346,222 @@
         <w:pStyle w:val="Heading2"/>
       </w:pPr>
       <w:r>
-        <w:t>Column matching</w:t>
-      </w:r>
-    </w:p>
-    <w:p>
-      <w:pPr>
-        <w:spacing w:after="200"/>
-      </w:pPr>
-      <w:r>
-        <w:t>Two columns of items appear with circles next to them. To connect a pair, click and drag from a circle on the left to a circle on the right. An arrow is drawn between them. To disconnect, drag from a connected circle into empty space — the arrow is erased. After submitting, correct connections turn green and wrong ones turn red dashed.</w:t>
+        <w:t>Column Matching</w:t>
+      </w:r>
+    </w:p>
+    <w:p>
+      <w:pPr>
+        <w:spacing w:after="160"/>
+      </w:pPr>
+      <w:r>
+        <w:rPr>
+          <w:color w:val="333333"/>
+        </w:rPr>
+        <w:t>Two columns of items appear with dots (circles) beside them. Click and drag from a dot on one side to a dot on the other side to draw a connecting line. To disconnect a pair, drag from the connected dot into empty space. Multiple items on the left may map to the same item on the right (many-to-one). After submitting, correct connections turn green and incorrect ones turn red with a dashed style.</w:t>
+      </w:r>
+    </w:p>
+    <w:p>
+      <w:pPr>
+        <w:pStyle w:val="Heading2"/>
+      </w:pPr>
+      <w:r>
+        <w:t>Multiple Choice — Single Answer (Radio)</w:t>
+      </w:r>
+    </w:p>
+    <w:p>
+      <w:pPr>
+        <w:spacing w:after="160"/>
+      </w:pPr>
+      <w:r>
+        <w:rPr>
+          <w:color w:val="333333"/>
+        </w:rPr>
+        <w:t>A list of options appears, each preceded by a radio button. Click the option you believe is correct — only one can be selected at a time. After submitting, the correct option is highlighted in green and any wrong selection is marked in red.</w:t>
+      </w:r>
+    </w:p>
+    <w:p>
+      <w:pPr>
+        <w:pStyle w:val="Heading2"/>
+      </w:pPr>
+      <w:r>
+        <w:t>Multiple Choice — Multiple Answers (Checkbox)</w:t>
+      </w:r>
+    </w:p>
+    <w:p>
+      <w:pPr>
+        <w:spacing w:after="160"/>
+      </w:pPr>
+      <w:r>
+        <w:rPr>
+          <w:color w:val="333333"/>
+        </w:rPr>
+        <w:t>Similar to single-answer multiple choice, but each option has a checkbox instead of a radio button. You may select more than one option. Your selection is correct only if it matches the exact set of correct answers — no more and no fewer.</w:t>
+      </w:r>
+    </w:p>
+    <w:p>
+      <w:pPr>
+        <w:pStyle w:val="Heading2"/>
+      </w:pPr>
+      <w:r>
+        <w:t>Ordering / Ranking</w:t>
+      </w:r>
+    </w:p>
+    <w:p>
+      <w:pPr>
+        <w:spacing w:after="160"/>
+      </w:pPr>
+      <w:r>
+        <w:rPr>
+          <w:color w:val="333333"/>
+        </w:rPr>
+        <w:t>A list of items appears that you must arrange in the correct order. Drag an item by its handle (☰ icon) and drop it into the desired position. Touch devices are also supported. After submitting, the item borders turn green if the order is correct or red if it is not.</w:t>
+      </w:r>
+    </w:p>
+    <w:p>
+      <w:pPr>
+        <w:pStyle w:val="Heading2"/>
+      </w:pPr>
+      <w:r>
+        <w:t>Hotspot</w:t>
+      </w:r>
+    </w:p>
+    <w:p>
+      <w:pPr>
+        <w:spacing w:after="160"/>
+      </w:pPr>
+      <w:r>
+        <w:rPr>
+          <w:color w:val="333333"/>
+        </w:rPr>
+        <w:t>An image is displayed with one or more clickable regions (shown as dashed circles). Click a region to select it; click again to deselect. Some hotspot questions require selecting a single region, while others require selecting multiple correct regions. After submitting, correct spots glow green and incorrect spots glow red.</w:t>
+      </w:r>
+    </w:p>
+    <w:p>
+      <w:pPr>
+        <w:pStyle w:val="Heading2"/>
+      </w:pPr>
+      <w:r>
+        <w:t>Slider</w:t>
+      </w:r>
+    </w:p>
+    <w:p>
+      <w:pPr>
+        <w:spacing w:after="160"/>
+      </w:pPr>
+      <w:r>
+        <w:rPr>
+          <w:color w:val="333333"/>
+        </w:rPr>
+        <w:t>A horizontal slider appears with labelled minimum and maximum values. Drag the handle to set your answer. The current value is displayed below the slider, optionally followed by a unit (e.g. “m/s”). A tolerance may be configured — if your value is within the allowed margin of the correct answer, it counts as correct.</w:t>
+      </w:r>
+    </w:p>
+    <w:p>
+      <w:pPr>
+        <w:pStyle w:val="Heading2"/>
+      </w:pPr>
+      <w:r>
+        <w:t>Cloze / Fill in the Blanks</w:t>
+      </w:r>
+    </w:p>
+    <w:p>
+      <w:pPr>
+        <w:spacing w:after="160"/>
+      </w:pPr>
+      <w:r>
+        <w:rPr>
+          <w:color w:val="333333"/>
+        </w:rPr>
+        <w:t>A sentence or paragraph is displayed with one or more blanks embedded inline. Each blank is either a text input (type your answer) or a dropdown selector (choose from a list). Blanks may appear inside mathematical expressions rendered with LaTeX. Each blank is checked individually: correct blanks turn green and incorrect ones turn red, so you can see exactly which blanks need correction.</w:t>
+      </w:r>
+    </w:p>
+    <w:p>
+      <w:pPr>
+        <w:pStyle w:val="Heading2"/>
+      </w:pPr>
+      <w:r>
+        <w:lastRenderedPageBreak/>
+        <w:t>Combobox (Dropdown)</w:t>
+      </w:r>
+    </w:p>
+    <w:p>
+      <w:pPr>
+        <w:spacing w:after="160"/>
+      </w:pPr>
+      <w:r>
+        <w:rPr>
+          <w:color w:val="333333"/>
+        </w:rPr>
+        <w:t>A standalone dropdown menu appears on screen. Open it and select the option you believe is correct. After submitting, the dropdown border turns green or red to indicate whether your selection was right.</w:t>
+      </w:r>
+    </w:p>
+    <w:p>
+      <w:pPr>
+        <w:pStyle w:val="Heading2"/>
+      </w:pPr>
+      <w:r>
+        <w:t>Image Overlay</w:t>
+      </w:r>
+    </w:p>
+    <w:p>
+      <w:pPr>
+        <w:spacing w:after="160"/>
+      </w:pPr>
+      <w:r>
+        <w:rPr>
+          <w:color w:val="333333"/>
+        </w:rPr>
+        <w:t>An image is displayed on the screen as part of a question group. This is a display element only — it does not require an answer. Your instructor may use it to provide a diagram, chart, or reference picture alongside other questions.</w:t>
+      </w:r>
+    </w:p>
+    <w:p>
+      <w:pPr>
+        <w:pStyle w:val="Heading2"/>
+      </w:pPr>
+      <w:r>
+        <w:t>Label</w:t>
+      </w:r>
+    </w:p>
+    <w:p>
+      <w:pPr>
+        <w:spacing w:after="160"/>
+      </w:pPr>
+      <w:r>
+        <w:rPr>
+          <w:color w:val="333333"/>
+        </w:rPr>
+        <w:t>A text label is displayed on screen as a visual annotation. Like images, labels are display-only and do not require an answer. They may contain mathematical expressions rendered with LaTeX.</w:t>
+      </w:r>
+    </w:p>
+    <w:p>
+      <w:pPr>
+        <w:pStyle w:val="Heading2"/>
+      </w:pPr>
+      <w:r>
+        <w:t>Speech Bubble / Explanation Box</w:t>
+      </w:r>
+    </w:p>
+    <w:p>
+      <w:pPr>
+        <w:spacing w:after="160"/>
+      </w:pPr>
+      <w:r>
+        <w:rPr>
+          <w:color w:val="333333"/>
+        </w:rPr>
+        <w:t>After you press the Answer button, speech bubbles or explanation boxes may appear to provide additional context or worked solutions. These are read-only and typically feature a coloured background with a directional tail pointing toward the relevant part of the screen.</w:t>
       </w:r>
     </w:p>
     <w:p>
       <w:pPr>
         <w:pStyle w:val="Heading1"/>
-        <w:spacing w:before="300"/>
-      </w:pPr>
-      <w:r>
-        <w:t>Scoring</w:t>
+      </w:pPr>
+      <w:r>
+        <w:t>Controls and Keyboard Shortcuts</w:t>
       </w:r>
     </w:p>
     <w:tbl>
       <w:tblPr>
-        <w:tblW w:w="9026" w:type="dxa"/>
+        <w:tblW w:w="9720" w:type="dxa"/>
         <w:tblBorders>
           <w:top w:val="single" w:sz="4" w:space="0" w:color="auto"/>
           <w:left w:val="single" w:sz="4" w:space="0" w:color="auto"/>
@@ -313,29 +574,36 @@
           <w:left w:w="10" w:type="dxa"/>
           <w:right w:w="10" w:type="dxa"/>
         </w:tblCellMar>
-        <w:tblLook w:val="0000" w:firstRow="0" w:lastRow="0" w:firstColumn="0" w:lastColumn="0" w:noHBand="0" w:noVBand="0"/>
+        <w:tblLook w:val="04A0" w:firstRow="1" w:lastRow="0" w:firstColumn="1" w:lastColumn="0" w:noHBand="0" w:noVBand="1"/>
       </w:tblPr>
       <w:tblGrid>
-        <w:gridCol w:w="2400"/>
-        <w:gridCol w:w="6626"/>
+        <w:gridCol w:w="2700"/>
+        <w:gridCol w:w="7020"/>
       </w:tblGrid>
       <w:tr>
-        <w:tc>
-          <w:tcPr>
-            <w:tcW w:w="2400" w:type="dxa"/>
-            <w:tcBorders>
-              <w:top w:val="single" w:sz="1" w:space="0" w:color="CCCCCC"/>
-              <w:left w:val="single" w:sz="1" w:space="0" w:color="CCCCCC"/>
-              <w:bottom w:val="single" w:sz="1" w:space="0" w:color="CCCCCC"/>
-              <w:right w:val="single" w:sz="1" w:space="0" w:color="CCCCCC"/>
-            </w:tcBorders>
-            <w:shd w:val="clear" w:color="auto" w:fill="16213E"/>
-            <w:tcMar>
-              <w:top w:w="60" w:type="dxa"/>
-              <w:left w:w="100" w:type="dxa"/>
-              <w:bottom w:w="60" w:type="dxa"/>
-              <w:right w:w="100" w:type="dxa"/>
-            </w:tcMar>
+        <w:tblPrEx>
+          <w:tblCellMar>
+            <w:top w:w="0" w:type="dxa"/>
+            <w:bottom w:w="0" w:type="dxa"/>
+          </w:tblCellMar>
+        </w:tblPrEx>
+        <w:tc>
+          <w:tcPr>
+            <w:tcW w:w="2700" w:type="dxa"/>
+            <w:tcBorders>
+              <w:top w:val="single" w:sz="1" w:space="0" w:color="CCCCCC"/>
+              <w:left w:val="single" w:sz="1" w:space="0" w:color="CCCCCC"/>
+              <w:bottom w:val="single" w:sz="1" w:space="0" w:color="CCCCCC"/>
+              <w:right w:val="single" w:sz="1" w:space="0" w:color="CCCCCC"/>
+            </w:tcBorders>
+            <w:shd w:val="clear" w:color="auto" w:fill="2E75B6"/>
+            <w:tcMar>
+              <w:top w:w="60" w:type="dxa"/>
+              <w:left w:w="100" w:type="dxa"/>
+              <w:bottom w:w="60" w:type="dxa"/>
+              <w:right w:w="100" w:type="dxa"/>
+            </w:tcMar>
+            <w:vAlign w:val="center"/>
           </w:tcPr>
           <w:p>
             <w:r>
@@ -343,29 +611,30 @@
                 <w:b/>
                 <w:bCs/>
                 <w:color w:val="FFFFFF"/>
-                <w:sz w:val="18"/>
-                <w:szCs w:val="18"/>
-              </w:rPr>
-              <w:t>Feature</w:t>
-            </w:r>
-          </w:p>
-        </w:tc>
-        <w:tc>
-          <w:tcPr>
-            <w:tcW w:w="6626" w:type="dxa"/>
-            <w:tcBorders>
-              <w:top w:val="single" w:sz="1" w:space="0" w:color="CCCCCC"/>
-              <w:left w:val="single" w:sz="1" w:space="0" w:color="CCCCCC"/>
-              <w:bottom w:val="single" w:sz="1" w:space="0" w:color="CCCCCC"/>
-              <w:right w:val="single" w:sz="1" w:space="0" w:color="CCCCCC"/>
-            </w:tcBorders>
-            <w:shd w:val="clear" w:color="auto" w:fill="16213E"/>
-            <w:tcMar>
-              <w:top w:w="60" w:type="dxa"/>
-              <w:left w:w="100" w:type="dxa"/>
-              <w:bottom w:w="60" w:type="dxa"/>
-              <w:right w:w="100" w:type="dxa"/>
-            </w:tcMar>
+                <w:sz w:val="21"/>
+                <w:szCs w:val="21"/>
+              </w:rPr>
+              <w:t>Action</w:t>
+            </w:r>
+          </w:p>
+        </w:tc>
+        <w:tc>
+          <w:tcPr>
+            <w:tcW w:w="7020" w:type="dxa"/>
+            <w:tcBorders>
+              <w:top w:val="single" w:sz="1" w:space="0" w:color="CCCCCC"/>
+              <w:left w:val="single" w:sz="1" w:space="0" w:color="CCCCCC"/>
+              <w:bottom w:val="single" w:sz="1" w:space="0" w:color="CCCCCC"/>
+              <w:right w:val="single" w:sz="1" w:space="0" w:color="CCCCCC"/>
+            </w:tcBorders>
+            <w:shd w:val="clear" w:color="auto" w:fill="2E75B6"/>
+            <w:tcMar>
+              <w:top w:w="60" w:type="dxa"/>
+              <w:left w:w="100" w:type="dxa"/>
+              <w:bottom w:w="60" w:type="dxa"/>
+              <w:right w:w="100" w:type="dxa"/>
+            </w:tcMar>
+            <w:vAlign w:val="center"/>
           </w:tcPr>
           <w:p>
             <w:r>
@@ -373,234 +642,404 @@
                 <w:b/>
                 <w:bCs/>
                 <w:color w:val="FFFFFF"/>
-                <w:sz w:val="18"/>
-                <w:szCs w:val="18"/>
-              </w:rPr>
-              <w:t>How it works</w:t>
+                <w:sz w:val="21"/>
+                <w:szCs w:val="21"/>
+              </w:rPr>
+              <w:t>How</w:t>
             </w:r>
           </w:p>
         </w:tc>
       </w:tr>
       <w:tr>
-        <w:tc>
-          <w:tcPr>
-            <w:tcW w:w="2400" w:type="dxa"/>
-            <w:tcBorders>
-              <w:top w:val="single" w:sz="1" w:space="0" w:color="CCCCCC"/>
-              <w:left w:val="single" w:sz="1" w:space="0" w:color="CCCCCC"/>
-              <w:bottom w:val="single" w:sz="1" w:space="0" w:color="CCCCCC"/>
-              <w:right w:val="single" w:sz="1" w:space="0" w:color="CCCCCC"/>
-            </w:tcBorders>
-            <w:shd w:val="clear" w:color="auto" w:fill="F4F4F8"/>
-            <w:tcMar>
-              <w:top w:w="60" w:type="dxa"/>
-              <w:left w:w="100" w:type="dxa"/>
-              <w:bottom w:w="60" w:type="dxa"/>
-              <w:right w:w="100" w:type="dxa"/>
-            </w:tcMar>
-          </w:tcPr>
-          <w:p>
-            <w:r>
-              <w:rPr>
-                <w:sz w:val="18"/>
-                <w:szCs w:val="18"/>
-              </w:rPr>
-              <w:t>Tries</w:t>
-            </w:r>
-          </w:p>
-        </w:tc>
-        <w:tc>
-          <w:tcPr>
-            <w:tcW w:w="6626" w:type="dxa"/>
-            <w:tcBorders>
-              <w:top w:val="single" w:sz="1" w:space="0" w:color="CCCCCC"/>
-              <w:left w:val="single" w:sz="1" w:space="0" w:color="CCCCCC"/>
-              <w:bottom w:val="single" w:sz="1" w:space="0" w:color="CCCCCC"/>
-              <w:right w:val="single" w:sz="1" w:space="0" w:color="CCCCCC"/>
-            </w:tcBorders>
-            <w:shd w:val="clear" w:color="auto" w:fill="F4F4F8"/>
-            <w:tcMar>
-              <w:top w:w="60" w:type="dxa"/>
-              <w:left w:w="100" w:type="dxa"/>
-              <w:bottom w:w="60" w:type="dxa"/>
-              <w:right w:w="100" w:type="dxa"/>
-            </w:tcMar>
-          </w:tcPr>
-          <w:p>
-            <w:r>
-              <w:rPr>
-                <w:sz w:val="18"/>
-                <w:szCs w:val="18"/>
-              </w:rPr>
-              <w:t>Each question group has a limited number of tries (e.g. 3). The counter shows how many remain.</w:t>
+        <w:tblPrEx>
+          <w:tblCellMar>
+            <w:top w:w="0" w:type="dxa"/>
+            <w:bottom w:w="0" w:type="dxa"/>
+          </w:tblCellMar>
+        </w:tblPrEx>
+        <w:tc>
+          <w:tcPr>
+            <w:tcW w:w="2700" w:type="dxa"/>
+            <w:tcBorders>
+              <w:top w:val="single" w:sz="1" w:space="0" w:color="CCCCCC"/>
+              <w:left w:val="single" w:sz="1" w:space="0" w:color="CCCCCC"/>
+              <w:bottom w:val="single" w:sz="1" w:space="0" w:color="CCCCCC"/>
+              <w:right w:val="single" w:sz="1" w:space="0" w:color="CCCCCC"/>
+            </w:tcBorders>
+            <w:tcMar>
+              <w:top w:w="60" w:type="dxa"/>
+              <w:left w:w="100" w:type="dxa"/>
+              <w:bottom w:w="60" w:type="dxa"/>
+              <w:right w:w="100" w:type="dxa"/>
+            </w:tcMar>
+            <w:vAlign w:val="center"/>
+          </w:tcPr>
+          <w:p>
+            <w:r>
+              <w:rPr>
+                <w:color w:val="333333"/>
+                <w:sz w:val="21"/>
+                <w:szCs w:val="21"/>
+              </w:rPr>
+              <w:t>Play / Pause</w:t>
+            </w:r>
+          </w:p>
+        </w:tc>
+        <w:tc>
+          <w:tcPr>
+            <w:tcW w:w="7020" w:type="dxa"/>
+            <w:tcBorders>
+              <w:top w:val="single" w:sz="1" w:space="0" w:color="CCCCCC"/>
+              <w:left w:val="single" w:sz="1" w:space="0" w:color="CCCCCC"/>
+              <w:bottom w:val="single" w:sz="1" w:space="0" w:color="CCCCCC"/>
+              <w:right w:val="single" w:sz="1" w:space="0" w:color="CCCCCC"/>
+            </w:tcBorders>
+            <w:tcMar>
+              <w:top w:w="60" w:type="dxa"/>
+              <w:left w:w="100" w:type="dxa"/>
+              <w:bottom w:w="60" w:type="dxa"/>
+              <w:right w:w="100" w:type="dxa"/>
+            </w:tcMar>
+            <w:vAlign w:val="center"/>
+          </w:tcPr>
+          <w:p>
+            <w:r>
+              <w:rPr>
+                <w:color w:val="333333"/>
+                <w:sz w:val="21"/>
+                <w:szCs w:val="21"/>
+              </w:rPr>
+              <w:t>Click the play button, or press the spacebar (when focus is not inside an input field).</w:t>
             </w:r>
           </w:p>
         </w:tc>
       </w:tr>
       <w:tr>
-        <w:tc>
-          <w:tcPr>
-            <w:tcW w:w="2400" w:type="dxa"/>
-            <w:tcBorders>
-              <w:top w:val="single" w:sz="1" w:space="0" w:color="CCCCCC"/>
-              <w:left w:val="single" w:sz="1" w:space="0" w:color="CCCCCC"/>
-              <w:bottom w:val="single" w:sz="1" w:space="0" w:color="CCCCCC"/>
-              <w:right w:val="single" w:sz="1" w:space="0" w:color="CCCCCC"/>
-            </w:tcBorders>
-            <w:shd w:val="clear" w:color="auto" w:fill="F4F4F8"/>
-            <w:tcMar>
-              <w:top w:w="60" w:type="dxa"/>
-              <w:left w:w="100" w:type="dxa"/>
-              <w:bottom w:w="60" w:type="dxa"/>
-              <w:right w:w="100" w:type="dxa"/>
-            </w:tcMar>
-          </w:tcPr>
-          <w:p>
-            <w:r>
-              <w:rPr>
-                <w:sz w:val="18"/>
-                <w:szCs w:val="18"/>
-              </w:rPr>
-              <w:t>Best score</w:t>
-            </w:r>
-          </w:p>
-        </w:tc>
-        <w:tc>
-          <w:tcPr>
-            <w:tcW w:w="6626" w:type="dxa"/>
-            <w:tcBorders>
-              <w:top w:val="single" w:sz="1" w:space="0" w:color="CCCCCC"/>
-              <w:left w:val="single" w:sz="1" w:space="0" w:color="CCCCCC"/>
-              <w:bottom w:val="single" w:sz="1" w:space="0" w:color="CCCCCC"/>
-              <w:right w:val="single" w:sz="1" w:space="0" w:color="CCCCCC"/>
-            </w:tcBorders>
-            <w:shd w:val="clear" w:color="auto" w:fill="F4F4F8"/>
-            <w:tcMar>
-              <w:top w:w="60" w:type="dxa"/>
-              <w:left w:w="100" w:type="dxa"/>
-              <w:bottom w:w="60" w:type="dxa"/>
-              <w:right w:w="100" w:type="dxa"/>
-            </w:tcMar>
-          </w:tcPr>
-          <w:p>
-            <w:r>
-              <w:rPr>
-                <w:sz w:val="18"/>
-                <w:szCs w:val="18"/>
-              </w:rPr>
-              <w:t>Once you get a question right on any try, it stays marked correct — even if you change it on a later try.</w:t>
+        <w:tblPrEx>
+          <w:tblCellMar>
+            <w:top w:w="0" w:type="dxa"/>
+            <w:bottom w:w="0" w:type="dxa"/>
+          </w:tblCellMar>
+        </w:tblPrEx>
+        <w:tc>
+          <w:tcPr>
+            <w:tcW w:w="2700" w:type="dxa"/>
+            <w:tcBorders>
+              <w:top w:val="single" w:sz="1" w:space="0" w:color="CCCCCC"/>
+              <w:left w:val="single" w:sz="1" w:space="0" w:color="CCCCCC"/>
+              <w:bottom w:val="single" w:sz="1" w:space="0" w:color="CCCCCC"/>
+              <w:right w:val="single" w:sz="1" w:space="0" w:color="CCCCCC"/>
+            </w:tcBorders>
+            <w:tcMar>
+              <w:top w:w="60" w:type="dxa"/>
+              <w:left w:w="100" w:type="dxa"/>
+              <w:bottom w:w="60" w:type="dxa"/>
+              <w:right w:w="100" w:type="dxa"/>
+            </w:tcMar>
+            <w:vAlign w:val="center"/>
+          </w:tcPr>
+          <w:p>
+            <w:r>
+              <w:rPr>
+                <w:color w:val="333333"/>
+                <w:sz w:val="21"/>
+                <w:szCs w:val="21"/>
+              </w:rPr>
+              <w:t>Submit answers</w:t>
+            </w:r>
+          </w:p>
+        </w:tc>
+        <w:tc>
+          <w:tcPr>
+            <w:tcW w:w="7020" w:type="dxa"/>
+            <w:tcBorders>
+              <w:top w:val="single" w:sz="1" w:space="0" w:color="CCCCCC"/>
+              <w:left w:val="single" w:sz="1" w:space="0" w:color="CCCCCC"/>
+              <w:bottom w:val="single" w:sz="1" w:space="0" w:color="CCCCCC"/>
+              <w:right w:val="single" w:sz="1" w:space="0" w:color="CCCCCC"/>
+            </w:tcBorders>
+            <w:tcMar>
+              <w:top w:w="60" w:type="dxa"/>
+              <w:left w:w="100" w:type="dxa"/>
+              <w:bottom w:w="60" w:type="dxa"/>
+              <w:right w:w="100" w:type="dxa"/>
+            </w:tcMar>
+            <w:vAlign w:val="center"/>
+          </w:tcPr>
+          <w:p>
+            <w:r>
+              <w:rPr>
+                <w:color w:val="333333"/>
+                <w:sz w:val="21"/>
+                <w:szCs w:val="21"/>
+              </w:rPr>
+              <w:t>Click the Submit button, or press Enter while typing in a text input.</w:t>
             </w:r>
           </w:p>
         </w:tc>
       </w:tr>
       <w:tr>
-        <w:tc>
-          <w:tcPr>
-            <w:tcW w:w="2400" w:type="dxa"/>
-            <w:tcBorders>
-              <w:top w:val="single" w:sz="1" w:space="0" w:color="CCCCCC"/>
-              <w:left w:val="single" w:sz="1" w:space="0" w:color="CCCCCC"/>
-              <w:bottom w:val="single" w:sz="1" w:space="0" w:color="CCCCCC"/>
-              <w:right w:val="single" w:sz="1" w:space="0" w:color="CCCCCC"/>
-            </w:tcBorders>
-            <w:shd w:val="clear" w:color="auto" w:fill="F4F4F8"/>
-            <w:tcMar>
-              <w:top w:w="60" w:type="dxa"/>
-              <w:left w:w="100" w:type="dxa"/>
-              <w:bottom w:w="60" w:type="dxa"/>
-              <w:right w:w="100" w:type="dxa"/>
-            </w:tcMar>
-          </w:tcPr>
-          <w:p>
-            <w:r>
-              <w:rPr>
-                <w:sz w:val="18"/>
-                <w:szCs w:val="18"/>
-              </w:rPr>
-              <w:t>Group score</w:t>
-            </w:r>
-          </w:p>
-        </w:tc>
-        <w:tc>
-          <w:tcPr>
-            <w:tcW w:w="6626" w:type="dxa"/>
-            <w:tcBorders>
-              <w:top w:val="single" w:sz="1" w:space="0" w:color="CCCCCC"/>
-              <w:left w:val="single" w:sz="1" w:space="0" w:color="CCCCCC"/>
-              <w:bottom w:val="single" w:sz="1" w:space="0" w:color="CCCCCC"/>
-              <w:right w:val="single" w:sz="1" w:space="0" w:color="CCCCCC"/>
-            </w:tcBorders>
-            <w:shd w:val="clear" w:color="auto" w:fill="F4F4F8"/>
-            <w:tcMar>
-              <w:top w:w="60" w:type="dxa"/>
-              <w:left w:w="100" w:type="dxa"/>
-              <w:bottom w:w="60" w:type="dxa"/>
-              <w:right w:w="100" w:type="dxa"/>
-            </w:tcMar>
-          </w:tcPr>
-          <w:p>
-            <w:r>
-              <w:rPr>
-                <w:sz w:val="18"/>
-                <w:szCs w:val="18"/>
-              </w:rPr>
-              <w:t>Shown as correct/total (e.g. 3/5) in the score label next to Submit.</w:t>
+        <w:tblPrEx>
+          <w:tblCellMar>
+            <w:top w:w="0" w:type="dxa"/>
+            <w:bottom w:w="0" w:type="dxa"/>
+          </w:tblCellMar>
+        </w:tblPrEx>
+        <w:tc>
+          <w:tcPr>
+            <w:tcW w:w="2700" w:type="dxa"/>
+            <w:tcBorders>
+              <w:top w:val="single" w:sz="1" w:space="0" w:color="CCCCCC"/>
+              <w:left w:val="single" w:sz="1" w:space="0" w:color="CCCCCC"/>
+              <w:bottom w:val="single" w:sz="1" w:space="0" w:color="CCCCCC"/>
+              <w:right w:val="single" w:sz="1" w:space="0" w:color="CCCCCC"/>
+            </w:tcBorders>
+            <w:tcMar>
+              <w:top w:w="60" w:type="dxa"/>
+              <w:left w:w="100" w:type="dxa"/>
+              <w:bottom w:w="60" w:type="dxa"/>
+              <w:right w:w="100" w:type="dxa"/>
+            </w:tcMar>
+            <w:vAlign w:val="center"/>
+          </w:tcPr>
+          <w:p>
+            <w:r>
+              <w:rPr>
+                <w:color w:val="333333"/>
+                <w:sz w:val="21"/>
+                <w:szCs w:val="21"/>
+              </w:rPr>
+              <w:t>Navigate inputs</w:t>
+            </w:r>
+          </w:p>
+        </w:tc>
+        <w:tc>
+          <w:tcPr>
+            <w:tcW w:w="7020" w:type="dxa"/>
+            <w:tcBorders>
+              <w:top w:val="single" w:sz="1" w:space="0" w:color="CCCCCC"/>
+              <w:left w:val="single" w:sz="1" w:space="0" w:color="CCCCCC"/>
+              <w:bottom w:val="single" w:sz="1" w:space="0" w:color="CCCCCC"/>
+              <w:right w:val="single" w:sz="1" w:space="0" w:color="CCCCCC"/>
+            </w:tcBorders>
+            <w:tcMar>
+              <w:top w:w="60" w:type="dxa"/>
+              <w:left w:w="100" w:type="dxa"/>
+              <w:bottom w:w="60" w:type="dxa"/>
+              <w:right w:w="100" w:type="dxa"/>
+            </w:tcMar>
+            <w:vAlign w:val="center"/>
+          </w:tcPr>
+          <w:p>
+            <w:r>
+              <w:rPr>
+                <w:color w:val="333333"/>
+                <w:sz w:val="21"/>
+                <w:szCs w:val="21"/>
+              </w:rPr>
+              <w:t>Press Tab to jump between text input fields within a question group.</w:t>
             </w:r>
           </w:p>
         </w:tc>
       </w:tr>
       <w:tr>
-        <w:tc>
-          <w:tcPr>
-            <w:tcW w:w="2400" w:type="dxa"/>
-            <w:tcBorders>
-              <w:top w:val="single" w:sz="1" w:space="0" w:color="CCCCCC"/>
-              <w:left w:val="single" w:sz="1" w:space="0" w:color="CCCCCC"/>
-              <w:bottom w:val="single" w:sz="1" w:space="0" w:color="CCCCCC"/>
-              <w:right w:val="single" w:sz="1" w:space="0" w:color="CCCCCC"/>
-            </w:tcBorders>
-            <w:shd w:val="clear" w:color="auto" w:fill="F4F4F8"/>
-            <w:tcMar>
-              <w:top w:w="60" w:type="dxa"/>
-              <w:left w:w="100" w:type="dxa"/>
-              <w:bottom w:w="60" w:type="dxa"/>
-              <w:right w:w="100" w:type="dxa"/>
-            </w:tcMar>
-          </w:tcPr>
-          <w:p>
-            <w:r>
-              <w:rPr>
-                <w:sz w:val="18"/>
-                <w:szCs w:val="18"/>
-              </w:rPr>
-              <w:t>Final summary</w:t>
-            </w:r>
-          </w:p>
-        </w:tc>
-        <w:tc>
-          <w:tcPr>
-            <w:tcW w:w="6626" w:type="dxa"/>
-            <w:tcBorders>
-              <w:top w:val="single" w:sz="1" w:space="0" w:color="CCCCCC"/>
-              <w:left w:val="single" w:sz="1" w:space="0" w:color="CCCCCC"/>
-              <w:bottom w:val="single" w:sz="1" w:space="0" w:color="CCCCCC"/>
-              <w:right w:val="single" w:sz="1" w:space="0" w:color="CCCCCC"/>
-            </w:tcBorders>
-            <w:shd w:val="clear" w:color="auto" w:fill="F4F4F8"/>
-            <w:tcMar>
-              <w:top w:w="60" w:type="dxa"/>
-              <w:left w:w="100" w:type="dxa"/>
-              <w:bottom w:w="60" w:type="dxa"/>
-              <w:right w:w="100" w:type="dxa"/>
-            </w:tcMar>
-          </w:tcPr>
-          <w:p>
-            <w:r>
-              <w:rPr>
-                <w:sz w:val="18"/>
-                <w:szCs w:val="18"/>
-              </w:rPr>
-              <w:t>Appears in the last 5 seconds. Each group shows a percentage and tries used. Total = average of all group percentages.</w:t>
+        <w:tblPrEx>
+          <w:tblCellMar>
+            <w:top w:w="0" w:type="dxa"/>
+            <w:bottom w:w="0" w:type="dxa"/>
+          </w:tblCellMar>
+        </w:tblPrEx>
+        <w:tc>
+          <w:tcPr>
+            <w:tcW w:w="2700" w:type="dxa"/>
+            <w:tcBorders>
+              <w:top w:val="single" w:sz="1" w:space="0" w:color="CCCCCC"/>
+              <w:left w:val="single" w:sz="1" w:space="0" w:color="CCCCCC"/>
+              <w:bottom w:val="single" w:sz="1" w:space="0" w:color="CCCCCC"/>
+              <w:right w:val="single" w:sz="1" w:space="0" w:color="CCCCCC"/>
+            </w:tcBorders>
+            <w:tcMar>
+              <w:top w:w="60" w:type="dxa"/>
+              <w:left w:w="100" w:type="dxa"/>
+              <w:bottom w:w="60" w:type="dxa"/>
+              <w:right w:w="100" w:type="dxa"/>
+            </w:tcMar>
+            <w:vAlign w:val="center"/>
+          </w:tcPr>
+          <w:p>
+            <w:r>
+              <w:rPr>
+                <w:color w:val="333333"/>
+                <w:sz w:val="21"/>
+                <w:szCs w:val="21"/>
+              </w:rPr>
+              <w:t>Seek / jump</w:t>
+            </w:r>
+          </w:p>
+        </w:tc>
+        <w:tc>
+          <w:tcPr>
+            <w:tcW w:w="7020" w:type="dxa"/>
+            <w:tcBorders>
+              <w:top w:val="single" w:sz="1" w:space="0" w:color="CCCCCC"/>
+              <w:left w:val="single" w:sz="1" w:space="0" w:color="CCCCCC"/>
+              <w:bottom w:val="single" w:sz="1" w:space="0" w:color="CCCCCC"/>
+              <w:right w:val="single" w:sz="1" w:space="0" w:color="CCCCCC"/>
+            </w:tcBorders>
+            <w:tcMar>
+              <w:top w:w="60" w:type="dxa"/>
+              <w:left w:w="100" w:type="dxa"/>
+              <w:bottom w:w="60" w:type="dxa"/>
+              <w:right w:w="100" w:type="dxa"/>
+            </w:tcMar>
+            <w:vAlign w:val="center"/>
+          </w:tcPr>
+          <w:p>
+            <w:r>
+              <w:rPr>
+                <w:color w:val="333333"/>
+                <w:sz w:val="21"/>
+                <w:szCs w:val="21"/>
+              </w:rPr>
+              <w:t>In YouTube mode, use the video’s built-in seek bar. In background mode, click anywhere on the timeline bar at the bottom.</w:t>
+            </w:r>
+          </w:p>
+        </w:tc>
+      </w:tr>
+      <w:tr>
+        <w:tblPrEx>
+          <w:tblCellMar>
+            <w:top w:w="0" w:type="dxa"/>
+            <w:bottom w:w="0" w:type="dxa"/>
+          </w:tblCellMar>
+        </w:tblPrEx>
+        <w:tc>
+          <w:tcPr>
+            <w:tcW w:w="2700" w:type="dxa"/>
+            <w:tcBorders>
+              <w:top w:val="single" w:sz="1" w:space="0" w:color="CCCCCC"/>
+              <w:left w:val="single" w:sz="1" w:space="0" w:color="CCCCCC"/>
+              <w:bottom w:val="single" w:sz="1" w:space="0" w:color="CCCCCC"/>
+              <w:right w:val="single" w:sz="1" w:space="0" w:color="CCCCCC"/>
+            </w:tcBorders>
+            <w:tcMar>
+              <w:top w:w="60" w:type="dxa"/>
+              <w:left w:w="100" w:type="dxa"/>
+              <w:bottom w:w="60" w:type="dxa"/>
+              <w:right w:w="100" w:type="dxa"/>
+            </w:tcMar>
+            <w:vAlign w:val="center"/>
+          </w:tcPr>
+          <w:p>
+            <w:r>
+              <w:rPr>
+                <w:color w:val="333333"/>
+                <w:sz w:val="21"/>
+                <w:szCs w:val="21"/>
+              </w:rPr>
+              <w:t>Change speed</w:t>
+            </w:r>
+          </w:p>
+        </w:tc>
+        <w:tc>
+          <w:tcPr>
+            <w:tcW w:w="7020" w:type="dxa"/>
+            <w:tcBorders>
+              <w:top w:val="single" w:sz="1" w:space="0" w:color="CCCCCC"/>
+              <w:left w:val="single" w:sz="1" w:space="0" w:color="CCCCCC"/>
+              <w:bottom w:val="single" w:sz="1" w:space="0" w:color="CCCCCC"/>
+              <w:right w:val="single" w:sz="1" w:space="0" w:color="CCCCCC"/>
+            </w:tcBorders>
+            <w:tcMar>
+              <w:top w:w="60" w:type="dxa"/>
+              <w:left w:w="100" w:type="dxa"/>
+              <w:bottom w:w="60" w:type="dxa"/>
+              <w:right w:w="100" w:type="dxa"/>
+            </w:tcMar>
+            <w:vAlign w:val="center"/>
+          </w:tcPr>
+          <w:p>
+            <w:r>
+              <w:rPr>
+                <w:i/>
+                <w:iCs/>
+                <w:color w:val="333333"/>
+                <w:sz w:val="21"/>
+                <w:szCs w:val="21"/>
+              </w:rPr>
+              <w:t xml:space="preserve">Background mode only. </w:t>
+            </w:r>
+            <w:r>
+              <w:rPr>
+                <w:color w:val="333333"/>
+                <w:sz w:val="21"/>
+                <w:szCs w:val="21"/>
+              </w:rPr>
+              <w:t>Click the Speed button to cycle through 1×, 1.5×, 2×, and 4× playback speeds.</w:t>
+            </w:r>
+          </w:p>
+        </w:tc>
+      </w:tr>
+      <w:tr>
+        <w:tblPrEx>
+          <w:tblCellMar>
+            <w:top w:w="0" w:type="dxa"/>
+            <w:bottom w:w="0" w:type="dxa"/>
+          </w:tblCellMar>
+        </w:tblPrEx>
+        <w:tc>
+          <w:tcPr>
+            <w:tcW w:w="2700" w:type="dxa"/>
+            <w:tcBorders>
+              <w:top w:val="single" w:sz="1" w:space="0" w:color="CCCCCC"/>
+              <w:left w:val="single" w:sz="1" w:space="0" w:color="CCCCCC"/>
+              <w:bottom w:val="single" w:sz="1" w:space="0" w:color="CCCCCC"/>
+              <w:right w:val="single" w:sz="1" w:space="0" w:color="CCCCCC"/>
+            </w:tcBorders>
+            <w:tcMar>
+              <w:top w:w="60" w:type="dxa"/>
+              <w:left w:w="100" w:type="dxa"/>
+              <w:bottom w:w="60" w:type="dxa"/>
+              <w:right w:w="100" w:type="dxa"/>
+            </w:tcMar>
+            <w:vAlign w:val="center"/>
+          </w:tcPr>
+          <w:p>
+            <w:r>
+              <w:rPr>
+                <w:color w:val="333333"/>
+                <w:sz w:val="21"/>
+                <w:szCs w:val="21"/>
+              </w:rPr>
+              <w:t>View answers</w:t>
+            </w:r>
+          </w:p>
+        </w:tc>
+        <w:tc>
+          <w:tcPr>
+            <w:tcW w:w="7020" w:type="dxa"/>
+            <w:tcBorders>
+              <w:top w:val="single" w:sz="1" w:space="0" w:color="CCCCCC"/>
+              <w:left w:val="single" w:sz="1" w:space="0" w:color="CCCCCC"/>
+              <w:bottom w:val="single" w:sz="1" w:space="0" w:color="CCCCCC"/>
+              <w:right w:val="single" w:sz="1" w:space="0" w:color="CCCCCC"/>
+            </w:tcBorders>
+            <w:tcMar>
+              <w:top w:w="60" w:type="dxa"/>
+              <w:left w:w="100" w:type="dxa"/>
+              <w:bottom w:w="60" w:type="dxa"/>
+              <w:right w:w="100" w:type="dxa"/>
+            </w:tcMar>
+            <w:vAlign w:val="center"/>
+          </w:tcPr>
+          <w:p>
+            <w:r>
+              <w:rPr>
+                <w:color w:val="333333"/>
+                <w:sz w:val="21"/>
+                <w:szCs w:val="21"/>
+              </w:rPr>
+              <w:t>After all tries are used, click the amber Answer button that appears below Done.</w:t>
             </w:r>
           </w:p>
         </w:tc>
@@ -609,16 +1048,14 @@
     <w:p>
       <w:pPr>
         <w:pStyle w:val="Heading1"/>
-        <w:spacing w:before="300"/>
-      </w:pPr>
-      <w:r>
-        <w:lastRenderedPageBreak/>
-        <w:t>Visual cues</w:t>
+      </w:pPr>
+      <w:r>
+        <w:t>Scoring</w:t>
       </w:r>
     </w:p>
     <w:tbl>
       <w:tblPr>
-        <w:tblW w:w="9026" w:type="dxa"/>
+        <w:tblW w:w="9720" w:type="dxa"/>
         <w:tblBorders>
           <w:top w:val="single" w:sz="4" w:space="0" w:color="auto"/>
           <w:left w:val="single" w:sz="4" w:space="0" w:color="auto"/>
@@ -631,29 +1068,36 @@
           <w:left w:w="10" w:type="dxa"/>
           <w:right w:w="10" w:type="dxa"/>
         </w:tblCellMar>
-        <w:tblLook w:val="0000" w:firstRow="0" w:lastRow="0" w:firstColumn="0" w:lastColumn="0" w:noHBand="0" w:noVBand="0"/>
+        <w:tblLook w:val="04A0" w:firstRow="1" w:lastRow="0" w:firstColumn="1" w:lastColumn="0" w:noHBand="0" w:noVBand="1"/>
       </w:tblPr>
       <w:tblGrid>
-        <w:gridCol w:w="3000"/>
-        <w:gridCol w:w="6026"/>
+        <w:gridCol w:w="2700"/>
+        <w:gridCol w:w="7020"/>
       </w:tblGrid>
       <w:tr>
-        <w:tc>
-          <w:tcPr>
-            <w:tcW w:w="3000" w:type="dxa"/>
-            <w:tcBorders>
-              <w:top w:val="single" w:sz="1" w:space="0" w:color="CCCCCC"/>
-              <w:left w:val="single" w:sz="1" w:space="0" w:color="CCCCCC"/>
-              <w:bottom w:val="single" w:sz="1" w:space="0" w:color="CCCCCC"/>
-              <w:right w:val="single" w:sz="1" w:space="0" w:color="CCCCCC"/>
-            </w:tcBorders>
-            <w:shd w:val="clear" w:color="auto" w:fill="16213E"/>
-            <w:tcMar>
-              <w:top w:w="60" w:type="dxa"/>
-              <w:left w:w="100" w:type="dxa"/>
-              <w:bottom w:w="60" w:type="dxa"/>
-              <w:right w:w="100" w:type="dxa"/>
-            </w:tcMar>
+        <w:tblPrEx>
+          <w:tblCellMar>
+            <w:top w:w="0" w:type="dxa"/>
+            <w:bottom w:w="0" w:type="dxa"/>
+          </w:tblCellMar>
+        </w:tblPrEx>
+        <w:tc>
+          <w:tcPr>
+            <w:tcW w:w="2700" w:type="dxa"/>
+            <w:tcBorders>
+              <w:top w:val="single" w:sz="1" w:space="0" w:color="CCCCCC"/>
+              <w:left w:val="single" w:sz="1" w:space="0" w:color="CCCCCC"/>
+              <w:bottom w:val="single" w:sz="1" w:space="0" w:color="CCCCCC"/>
+              <w:right w:val="single" w:sz="1" w:space="0" w:color="CCCCCC"/>
+            </w:tcBorders>
+            <w:shd w:val="clear" w:color="auto" w:fill="2E75B6"/>
+            <w:tcMar>
+              <w:top w:w="60" w:type="dxa"/>
+              <w:left w:w="100" w:type="dxa"/>
+              <w:bottom w:w="60" w:type="dxa"/>
+              <w:right w:w="100" w:type="dxa"/>
+            </w:tcMar>
+            <w:vAlign w:val="center"/>
           </w:tcPr>
           <w:p>
             <w:r>
@@ -661,29 +1105,30 @@
                 <w:b/>
                 <w:bCs/>
                 <w:color w:val="FFFFFF"/>
-                <w:sz w:val="18"/>
-                <w:szCs w:val="18"/>
-              </w:rPr>
-              <w:t>What you see</w:t>
-            </w:r>
-          </w:p>
-        </w:tc>
-        <w:tc>
-          <w:tcPr>
-            <w:tcW w:w="6026" w:type="dxa"/>
-            <w:tcBorders>
-              <w:top w:val="single" w:sz="1" w:space="0" w:color="CCCCCC"/>
-              <w:left w:val="single" w:sz="1" w:space="0" w:color="CCCCCC"/>
-              <w:bottom w:val="single" w:sz="1" w:space="0" w:color="CCCCCC"/>
-              <w:right w:val="single" w:sz="1" w:space="0" w:color="CCCCCC"/>
-            </w:tcBorders>
-            <w:shd w:val="clear" w:color="auto" w:fill="16213E"/>
-            <w:tcMar>
-              <w:top w:w="60" w:type="dxa"/>
-              <w:left w:w="100" w:type="dxa"/>
-              <w:bottom w:w="60" w:type="dxa"/>
-              <w:right w:w="100" w:type="dxa"/>
-            </w:tcMar>
+                <w:sz w:val="21"/>
+                <w:szCs w:val="21"/>
+              </w:rPr>
+              <w:t>Feature</w:t>
+            </w:r>
+          </w:p>
+        </w:tc>
+        <w:tc>
+          <w:tcPr>
+            <w:tcW w:w="7020" w:type="dxa"/>
+            <w:tcBorders>
+              <w:top w:val="single" w:sz="1" w:space="0" w:color="CCCCCC"/>
+              <w:left w:val="single" w:sz="1" w:space="0" w:color="CCCCCC"/>
+              <w:bottom w:val="single" w:sz="1" w:space="0" w:color="CCCCCC"/>
+              <w:right w:val="single" w:sz="1" w:space="0" w:color="CCCCCC"/>
+            </w:tcBorders>
+            <w:shd w:val="clear" w:color="auto" w:fill="2E75B6"/>
+            <w:tcMar>
+              <w:top w:w="60" w:type="dxa"/>
+              <w:left w:w="100" w:type="dxa"/>
+              <w:bottom w:w="60" w:type="dxa"/>
+              <w:right w:w="100" w:type="dxa"/>
+            </w:tcMar>
+            <w:vAlign w:val="center"/>
           </w:tcPr>
           <w:p>
             <w:r>
@@ -691,298 +1136,879 @@
                 <w:b/>
                 <w:bCs/>
                 <w:color w:val="FFFFFF"/>
-                <w:sz w:val="18"/>
-                <w:szCs w:val="18"/>
-              </w:rPr>
-              <w:t>Meaning</w:t>
+                <w:sz w:val="21"/>
+                <w:szCs w:val="21"/>
+              </w:rPr>
+              <w:t>How It Works</w:t>
             </w:r>
           </w:p>
         </w:tc>
       </w:tr>
       <w:tr>
-        <w:tc>
-          <w:tcPr>
-            <w:tcW w:w="3000" w:type="dxa"/>
-            <w:tcBorders>
-              <w:top w:val="single" w:sz="1" w:space="0" w:color="CCCCCC"/>
-              <w:left w:val="single" w:sz="1" w:space="0" w:color="CCCCCC"/>
-              <w:bottom w:val="single" w:sz="1" w:space="0" w:color="CCCCCC"/>
-              <w:right w:val="single" w:sz="1" w:space="0" w:color="CCCCCC"/>
-            </w:tcBorders>
-            <w:shd w:val="clear" w:color="auto" w:fill="F4F4F8"/>
-            <w:tcMar>
-              <w:top w:w="60" w:type="dxa"/>
-              <w:left w:w="100" w:type="dxa"/>
-              <w:bottom w:w="60" w:type="dxa"/>
-              <w:right w:w="100" w:type="dxa"/>
-            </w:tcMar>
-          </w:tcPr>
-          <w:p>
-            <w:r>
-              <w:rPr>
-                <w:sz w:val="18"/>
-                <w:szCs w:val="18"/>
-              </w:rPr>
-              <w:t>Black border</w:t>
-            </w:r>
-          </w:p>
-        </w:tc>
-        <w:tc>
-          <w:tcPr>
-            <w:tcW w:w="6026" w:type="dxa"/>
-            <w:tcBorders>
-              <w:top w:val="single" w:sz="1" w:space="0" w:color="CCCCCC"/>
-              <w:left w:val="single" w:sz="1" w:space="0" w:color="CCCCCC"/>
-              <w:bottom w:val="single" w:sz="1" w:space="0" w:color="CCCCCC"/>
-              <w:right w:val="single" w:sz="1" w:space="0" w:color="CCCCCC"/>
-            </w:tcBorders>
-            <w:shd w:val="clear" w:color="auto" w:fill="F4F4F8"/>
-            <w:tcMar>
-              <w:top w:w="60" w:type="dxa"/>
-              <w:left w:w="100" w:type="dxa"/>
-              <w:bottom w:w="60" w:type="dxa"/>
-              <w:right w:w="100" w:type="dxa"/>
-            </w:tcMar>
-          </w:tcPr>
-          <w:p>
-            <w:r>
-              <w:rPr>
-                <w:sz w:val="18"/>
-                <w:szCs w:val="18"/>
-              </w:rPr>
-              <w:t>Unanswered — type your answer here</w:t>
+        <w:tblPrEx>
+          <w:tblCellMar>
+            <w:top w:w="0" w:type="dxa"/>
+            <w:bottom w:w="0" w:type="dxa"/>
+          </w:tblCellMar>
+        </w:tblPrEx>
+        <w:tc>
+          <w:tcPr>
+            <w:tcW w:w="2700" w:type="dxa"/>
+            <w:tcBorders>
+              <w:top w:val="single" w:sz="1" w:space="0" w:color="CCCCCC"/>
+              <w:left w:val="single" w:sz="1" w:space="0" w:color="CCCCCC"/>
+              <w:bottom w:val="single" w:sz="1" w:space="0" w:color="CCCCCC"/>
+              <w:right w:val="single" w:sz="1" w:space="0" w:color="CCCCCC"/>
+            </w:tcBorders>
+            <w:tcMar>
+              <w:top w:w="60" w:type="dxa"/>
+              <w:left w:w="100" w:type="dxa"/>
+              <w:bottom w:w="60" w:type="dxa"/>
+              <w:right w:w="100" w:type="dxa"/>
+            </w:tcMar>
+            <w:vAlign w:val="center"/>
+          </w:tcPr>
+          <w:p>
+            <w:r>
+              <w:rPr>
+                <w:color w:val="333333"/>
+                <w:sz w:val="21"/>
+                <w:szCs w:val="21"/>
+              </w:rPr>
+              <w:t>Tries</w:t>
+            </w:r>
+          </w:p>
+        </w:tc>
+        <w:tc>
+          <w:tcPr>
+            <w:tcW w:w="7020" w:type="dxa"/>
+            <w:tcBorders>
+              <w:top w:val="single" w:sz="1" w:space="0" w:color="CCCCCC"/>
+              <w:left w:val="single" w:sz="1" w:space="0" w:color="CCCCCC"/>
+              <w:bottom w:val="single" w:sz="1" w:space="0" w:color="CCCCCC"/>
+              <w:right w:val="single" w:sz="1" w:space="0" w:color="CCCCCC"/>
+            </w:tcBorders>
+            <w:tcMar>
+              <w:top w:w="60" w:type="dxa"/>
+              <w:left w:w="100" w:type="dxa"/>
+              <w:bottom w:w="60" w:type="dxa"/>
+              <w:right w:w="100" w:type="dxa"/>
+            </w:tcMar>
+            <w:vAlign w:val="center"/>
+          </w:tcPr>
+          <w:p>
+            <w:r>
+              <w:rPr>
+                <w:color w:val="333333"/>
+                <w:sz w:val="21"/>
+                <w:szCs w:val="21"/>
+              </w:rPr>
+              <w:t>Each question group has a limited number of tries (e.g. 3). The counter next to Submit shows how many remain.</w:t>
             </w:r>
           </w:p>
         </w:tc>
       </w:tr>
       <w:tr>
-        <w:tc>
-          <w:tcPr>
-            <w:tcW w:w="3000" w:type="dxa"/>
-            <w:tcBorders>
-              <w:top w:val="single" w:sz="1" w:space="0" w:color="CCCCCC"/>
-              <w:left w:val="single" w:sz="1" w:space="0" w:color="CCCCCC"/>
-              <w:bottom w:val="single" w:sz="1" w:space="0" w:color="CCCCCC"/>
-              <w:right w:val="single" w:sz="1" w:space="0" w:color="CCCCCC"/>
-            </w:tcBorders>
-            <w:shd w:val="clear" w:color="auto" w:fill="F4F4F8"/>
-            <w:tcMar>
-              <w:top w:w="60" w:type="dxa"/>
-              <w:left w:w="100" w:type="dxa"/>
-              <w:bottom w:w="60" w:type="dxa"/>
-              <w:right w:w="100" w:type="dxa"/>
-            </w:tcMar>
-          </w:tcPr>
-          <w:p>
-            <w:pPr>
-              <w:rPr>
-                <w:color w:val="00B050"/>
-              </w:rPr>
-            </w:pPr>
-            <w:r>
-              <w:rPr>
-                <w:color w:val="00B050"/>
-                <w:sz w:val="18"/>
-                <w:szCs w:val="18"/>
-              </w:rPr>
-              <w:t>Green border + tint</w:t>
-            </w:r>
-          </w:p>
-        </w:tc>
-        <w:tc>
-          <w:tcPr>
-            <w:tcW w:w="6026" w:type="dxa"/>
-            <w:tcBorders>
-              <w:top w:val="single" w:sz="1" w:space="0" w:color="CCCCCC"/>
-              <w:left w:val="single" w:sz="1" w:space="0" w:color="CCCCCC"/>
-              <w:bottom w:val="single" w:sz="1" w:space="0" w:color="CCCCCC"/>
-              <w:right w:val="single" w:sz="1" w:space="0" w:color="CCCCCC"/>
-            </w:tcBorders>
-            <w:shd w:val="clear" w:color="auto" w:fill="F4F4F8"/>
-            <w:tcMar>
-              <w:top w:w="60" w:type="dxa"/>
-              <w:left w:w="100" w:type="dxa"/>
-              <w:bottom w:w="60" w:type="dxa"/>
-              <w:right w:w="100" w:type="dxa"/>
-            </w:tcMar>
-          </w:tcPr>
-          <w:p>
-            <w:r>
-              <w:rPr>
-                <w:sz w:val="18"/>
-                <w:szCs w:val="18"/>
-              </w:rPr>
-              <w:t>Correct answer</w:t>
+        <w:tblPrEx>
+          <w:tblCellMar>
+            <w:top w:w="0" w:type="dxa"/>
+            <w:bottom w:w="0" w:type="dxa"/>
+          </w:tblCellMar>
+        </w:tblPrEx>
+        <w:tc>
+          <w:tcPr>
+            <w:tcW w:w="2700" w:type="dxa"/>
+            <w:tcBorders>
+              <w:top w:val="single" w:sz="1" w:space="0" w:color="CCCCCC"/>
+              <w:left w:val="single" w:sz="1" w:space="0" w:color="CCCCCC"/>
+              <w:bottom w:val="single" w:sz="1" w:space="0" w:color="CCCCCC"/>
+              <w:right w:val="single" w:sz="1" w:space="0" w:color="CCCCCC"/>
+            </w:tcBorders>
+            <w:tcMar>
+              <w:top w:w="60" w:type="dxa"/>
+              <w:left w:w="100" w:type="dxa"/>
+              <w:bottom w:w="60" w:type="dxa"/>
+              <w:right w:w="100" w:type="dxa"/>
+            </w:tcMar>
+            <w:vAlign w:val="center"/>
+          </w:tcPr>
+          <w:p>
+            <w:r>
+              <w:rPr>
+                <w:color w:val="333333"/>
+                <w:sz w:val="21"/>
+                <w:szCs w:val="21"/>
+              </w:rPr>
+              <w:t>Best score</w:t>
+            </w:r>
+          </w:p>
+        </w:tc>
+        <w:tc>
+          <w:tcPr>
+            <w:tcW w:w="7020" w:type="dxa"/>
+            <w:tcBorders>
+              <w:top w:val="single" w:sz="1" w:space="0" w:color="CCCCCC"/>
+              <w:left w:val="single" w:sz="1" w:space="0" w:color="CCCCCC"/>
+              <w:bottom w:val="single" w:sz="1" w:space="0" w:color="CCCCCC"/>
+              <w:right w:val="single" w:sz="1" w:space="0" w:color="CCCCCC"/>
+            </w:tcBorders>
+            <w:tcMar>
+              <w:top w:w="60" w:type="dxa"/>
+              <w:left w:w="100" w:type="dxa"/>
+              <w:bottom w:w="60" w:type="dxa"/>
+              <w:right w:w="100" w:type="dxa"/>
+            </w:tcMar>
+            <w:vAlign w:val="center"/>
+          </w:tcPr>
+          <w:p>
+            <w:r>
+              <w:rPr>
+                <w:color w:val="333333"/>
+                <w:sz w:val="21"/>
+                <w:szCs w:val="21"/>
+              </w:rPr>
+              <w:t>Once you get a question right on any attempt, it stays marked correct for scoring purposes — even if you change your answer on a later try.</w:t>
             </w:r>
           </w:p>
         </w:tc>
       </w:tr>
       <w:tr>
-        <w:tc>
-          <w:tcPr>
-            <w:tcW w:w="3000" w:type="dxa"/>
-            <w:tcBorders>
-              <w:top w:val="single" w:sz="1" w:space="0" w:color="CCCCCC"/>
-              <w:left w:val="single" w:sz="1" w:space="0" w:color="CCCCCC"/>
-              <w:bottom w:val="single" w:sz="1" w:space="0" w:color="CCCCCC"/>
-              <w:right w:val="single" w:sz="1" w:space="0" w:color="CCCCCC"/>
-            </w:tcBorders>
-            <w:shd w:val="clear" w:color="auto" w:fill="F4F4F8"/>
-            <w:tcMar>
-              <w:top w:w="60" w:type="dxa"/>
-              <w:left w:w="100" w:type="dxa"/>
-              <w:bottom w:w="60" w:type="dxa"/>
-              <w:right w:w="100" w:type="dxa"/>
-            </w:tcMar>
-          </w:tcPr>
-          <w:p>
-            <w:r>
-              <w:rPr>
-                <w:color w:val="EE0000"/>
-                <w:sz w:val="18"/>
-                <w:szCs w:val="18"/>
-              </w:rPr>
-              <w:t>Red border + tint</w:t>
-            </w:r>
-          </w:p>
-        </w:tc>
-        <w:tc>
-          <w:tcPr>
-            <w:tcW w:w="6026" w:type="dxa"/>
-            <w:tcBorders>
-              <w:top w:val="single" w:sz="1" w:space="0" w:color="CCCCCC"/>
-              <w:left w:val="single" w:sz="1" w:space="0" w:color="CCCCCC"/>
-              <w:bottom w:val="single" w:sz="1" w:space="0" w:color="CCCCCC"/>
-              <w:right w:val="single" w:sz="1" w:space="0" w:color="CCCCCC"/>
-            </w:tcBorders>
-            <w:shd w:val="clear" w:color="auto" w:fill="F4F4F8"/>
-            <w:tcMar>
-              <w:top w:w="60" w:type="dxa"/>
-              <w:left w:w="100" w:type="dxa"/>
-              <w:bottom w:w="60" w:type="dxa"/>
-              <w:right w:w="100" w:type="dxa"/>
-            </w:tcMar>
-          </w:tcPr>
-          <w:p>
-            <w:r>
-              <w:rPr>
-                <w:sz w:val="18"/>
-                <w:szCs w:val="18"/>
-              </w:rPr>
-              <w:t>Wrong answer — try again if tries remain</w:t>
+        <w:tblPrEx>
+          <w:tblCellMar>
+            <w:top w:w="0" w:type="dxa"/>
+            <w:bottom w:w="0" w:type="dxa"/>
+          </w:tblCellMar>
+        </w:tblPrEx>
+        <w:tc>
+          <w:tcPr>
+            <w:tcW w:w="2700" w:type="dxa"/>
+            <w:tcBorders>
+              <w:top w:val="single" w:sz="1" w:space="0" w:color="CCCCCC"/>
+              <w:left w:val="single" w:sz="1" w:space="0" w:color="CCCCCC"/>
+              <w:bottom w:val="single" w:sz="1" w:space="0" w:color="CCCCCC"/>
+              <w:right w:val="single" w:sz="1" w:space="0" w:color="CCCCCC"/>
+            </w:tcBorders>
+            <w:tcMar>
+              <w:top w:w="60" w:type="dxa"/>
+              <w:left w:w="100" w:type="dxa"/>
+              <w:bottom w:w="60" w:type="dxa"/>
+              <w:right w:w="100" w:type="dxa"/>
+            </w:tcMar>
+            <w:vAlign w:val="center"/>
+          </w:tcPr>
+          <w:p>
+            <w:r>
+              <w:rPr>
+                <w:color w:val="333333"/>
+                <w:sz w:val="21"/>
+                <w:szCs w:val="21"/>
+              </w:rPr>
+              <w:t>Group score</w:t>
+            </w:r>
+          </w:p>
+        </w:tc>
+        <w:tc>
+          <w:tcPr>
+            <w:tcW w:w="7020" w:type="dxa"/>
+            <w:tcBorders>
+              <w:top w:val="single" w:sz="1" w:space="0" w:color="CCCCCC"/>
+              <w:left w:val="single" w:sz="1" w:space="0" w:color="CCCCCC"/>
+              <w:bottom w:val="single" w:sz="1" w:space="0" w:color="CCCCCC"/>
+              <w:right w:val="single" w:sz="1" w:space="0" w:color="CCCCCC"/>
+            </w:tcBorders>
+            <w:tcMar>
+              <w:top w:w="60" w:type="dxa"/>
+              <w:left w:w="100" w:type="dxa"/>
+              <w:bottom w:w="60" w:type="dxa"/>
+              <w:right w:w="100" w:type="dxa"/>
+            </w:tcMar>
+            <w:vAlign w:val="center"/>
+          </w:tcPr>
+          <w:p>
+            <w:r>
+              <w:rPr>
+                <w:color w:val="333333"/>
+                <w:sz w:val="21"/>
+                <w:szCs w:val="21"/>
+              </w:rPr>
+              <w:t>Displayed as correct/total (e.g. 3/5) in the score label beside Submit.</w:t>
             </w:r>
           </w:p>
         </w:tc>
       </w:tr>
       <w:tr>
-        <w:tc>
-          <w:tcPr>
-            <w:tcW w:w="3000" w:type="dxa"/>
-            <w:tcBorders>
-              <w:top w:val="single" w:sz="1" w:space="0" w:color="CCCCCC"/>
-              <w:left w:val="single" w:sz="1" w:space="0" w:color="CCCCCC"/>
-              <w:bottom w:val="single" w:sz="1" w:space="0" w:color="CCCCCC"/>
-              <w:right w:val="single" w:sz="1" w:space="0" w:color="CCCCCC"/>
-            </w:tcBorders>
-            <w:shd w:val="clear" w:color="auto" w:fill="F4F4F8"/>
-            <w:tcMar>
-              <w:top w:w="60" w:type="dxa"/>
-              <w:left w:w="100" w:type="dxa"/>
-              <w:bottom w:w="60" w:type="dxa"/>
-              <w:right w:w="100" w:type="dxa"/>
-            </w:tcMar>
-          </w:tcPr>
-          <w:p>
-            <w:r>
-              <w:rPr>
-                <w:color w:val="E97132" w:themeColor="accent2"/>
-                <w:sz w:val="18"/>
-                <w:szCs w:val="18"/>
-              </w:rPr>
-              <w:t>Amber “Answer” button</w:t>
-            </w:r>
-          </w:p>
-        </w:tc>
-        <w:tc>
-          <w:tcPr>
-            <w:tcW w:w="6026" w:type="dxa"/>
-            <w:tcBorders>
-              <w:top w:val="single" w:sz="1" w:space="0" w:color="CCCCCC"/>
-              <w:left w:val="single" w:sz="1" w:space="0" w:color="CCCCCC"/>
-              <w:bottom w:val="single" w:sz="1" w:space="0" w:color="CCCCCC"/>
-              <w:right w:val="single" w:sz="1" w:space="0" w:color="CCCCCC"/>
-            </w:tcBorders>
-            <w:shd w:val="clear" w:color="auto" w:fill="F4F4F8"/>
-            <w:tcMar>
-              <w:top w:w="60" w:type="dxa"/>
-              <w:left w:w="100" w:type="dxa"/>
-              <w:bottom w:w="60" w:type="dxa"/>
-              <w:right w:w="100" w:type="dxa"/>
-            </w:tcMar>
-          </w:tcPr>
-          <w:p>
-            <w:r>
-              <w:rPr>
-                <w:sz w:val="18"/>
-                <w:szCs w:val="18"/>
-              </w:rPr>
-              <w:t>Appears after all tries — press to reveal correct answers</w:t>
+        <w:tblPrEx>
+          <w:tblCellMar>
+            <w:top w:w="0" w:type="dxa"/>
+            <w:bottom w:w="0" w:type="dxa"/>
+          </w:tblCellMar>
+        </w:tblPrEx>
+        <w:tc>
+          <w:tcPr>
+            <w:tcW w:w="2700" w:type="dxa"/>
+            <w:tcBorders>
+              <w:top w:val="single" w:sz="1" w:space="0" w:color="CCCCCC"/>
+              <w:left w:val="single" w:sz="1" w:space="0" w:color="CCCCCC"/>
+              <w:bottom w:val="single" w:sz="1" w:space="0" w:color="CCCCCC"/>
+              <w:right w:val="single" w:sz="1" w:space="0" w:color="CCCCCC"/>
+            </w:tcBorders>
+            <w:tcMar>
+              <w:top w:w="60" w:type="dxa"/>
+              <w:left w:w="100" w:type="dxa"/>
+              <w:bottom w:w="60" w:type="dxa"/>
+              <w:right w:w="100" w:type="dxa"/>
+            </w:tcMar>
+            <w:vAlign w:val="center"/>
+          </w:tcPr>
+          <w:p>
+            <w:r>
+              <w:rPr>
+                <w:color w:val="333333"/>
+                <w:sz w:val="21"/>
+                <w:szCs w:val="21"/>
+              </w:rPr>
+              <w:t>Final summary</w:t>
+            </w:r>
+          </w:p>
+        </w:tc>
+        <w:tc>
+          <w:tcPr>
+            <w:tcW w:w="7020" w:type="dxa"/>
+            <w:tcBorders>
+              <w:top w:val="single" w:sz="1" w:space="0" w:color="CCCCCC"/>
+              <w:left w:val="single" w:sz="1" w:space="0" w:color="CCCCCC"/>
+              <w:bottom w:val="single" w:sz="1" w:space="0" w:color="CCCCCC"/>
+              <w:right w:val="single" w:sz="1" w:space="0" w:color="CCCCCC"/>
+            </w:tcBorders>
+            <w:tcMar>
+              <w:top w:w="60" w:type="dxa"/>
+              <w:left w:w="100" w:type="dxa"/>
+              <w:bottom w:w="60" w:type="dxa"/>
+              <w:right w:w="100" w:type="dxa"/>
+            </w:tcMar>
+            <w:vAlign w:val="center"/>
+          </w:tcPr>
+          <w:p>
+            <w:r>
+              <w:rPr>
+                <w:color w:val="333333"/>
+                <w:sz w:val="21"/>
+                <w:szCs w:val="21"/>
+              </w:rPr>
+              <w:t>Appears near the end. Each group shows a percentage and the number of tries used out of the maximum. The total is the average of all group percentages.</w:t>
+            </w:r>
+          </w:p>
+        </w:tc>
+      </w:tr>
+    </w:tbl>
+    <w:p>
+      <w:pPr>
+        <w:pStyle w:val="Heading1"/>
+      </w:pPr>
+      <w:r>
+        <w:lastRenderedPageBreak/>
+        <w:t>Visual Cues</w:t>
+      </w:r>
+    </w:p>
+    <w:tbl>
+      <w:tblPr>
+        <w:tblW w:w="9720" w:type="dxa"/>
+        <w:tblBorders>
+          <w:top w:val="single" w:sz="4" w:space="0" w:color="auto"/>
+          <w:left w:val="single" w:sz="4" w:space="0" w:color="auto"/>
+          <w:bottom w:val="single" w:sz="4" w:space="0" w:color="auto"/>
+          <w:right w:val="single" w:sz="4" w:space="0" w:color="auto"/>
+          <w:insideH w:val="single" w:sz="4" w:space="0" w:color="auto"/>
+          <w:insideV w:val="single" w:sz="4" w:space="0" w:color="auto"/>
+        </w:tblBorders>
+        <w:tblCellMar>
+          <w:left w:w="10" w:type="dxa"/>
+          <w:right w:w="10" w:type="dxa"/>
+        </w:tblCellMar>
+        <w:tblLook w:val="04A0" w:firstRow="1" w:lastRow="0" w:firstColumn="1" w:lastColumn="0" w:noHBand="0" w:noVBand="1"/>
+      </w:tblPr>
+      <w:tblGrid>
+        <w:gridCol w:w="3400"/>
+        <w:gridCol w:w="6320"/>
+      </w:tblGrid>
+      <w:tr>
+        <w:tblPrEx>
+          <w:tblCellMar>
+            <w:top w:w="0" w:type="dxa"/>
+            <w:bottom w:w="0" w:type="dxa"/>
+          </w:tblCellMar>
+        </w:tblPrEx>
+        <w:tc>
+          <w:tcPr>
+            <w:tcW w:w="3400" w:type="dxa"/>
+            <w:tcBorders>
+              <w:top w:val="single" w:sz="1" w:space="0" w:color="CCCCCC"/>
+              <w:left w:val="single" w:sz="1" w:space="0" w:color="CCCCCC"/>
+              <w:bottom w:val="single" w:sz="1" w:space="0" w:color="CCCCCC"/>
+              <w:right w:val="single" w:sz="1" w:space="0" w:color="CCCCCC"/>
+            </w:tcBorders>
+            <w:shd w:val="clear" w:color="auto" w:fill="2E75B6"/>
+            <w:tcMar>
+              <w:top w:w="60" w:type="dxa"/>
+              <w:left w:w="100" w:type="dxa"/>
+              <w:bottom w:w="60" w:type="dxa"/>
+              <w:right w:w="100" w:type="dxa"/>
+            </w:tcMar>
+            <w:vAlign w:val="center"/>
+          </w:tcPr>
+          <w:p>
+            <w:r>
+              <w:rPr>
+                <w:b/>
+                <w:bCs/>
+                <w:color w:val="FFFFFF"/>
+                <w:sz w:val="21"/>
+                <w:szCs w:val="21"/>
+              </w:rPr>
+              <w:t>What You See</w:t>
+            </w:r>
+          </w:p>
+        </w:tc>
+        <w:tc>
+          <w:tcPr>
+            <w:tcW w:w="6320" w:type="dxa"/>
+            <w:tcBorders>
+              <w:top w:val="single" w:sz="1" w:space="0" w:color="CCCCCC"/>
+              <w:left w:val="single" w:sz="1" w:space="0" w:color="CCCCCC"/>
+              <w:bottom w:val="single" w:sz="1" w:space="0" w:color="CCCCCC"/>
+              <w:right w:val="single" w:sz="1" w:space="0" w:color="CCCCCC"/>
+            </w:tcBorders>
+            <w:shd w:val="clear" w:color="auto" w:fill="2E75B6"/>
+            <w:tcMar>
+              <w:top w:w="60" w:type="dxa"/>
+              <w:left w:w="100" w:type="dxa"/>
+              <w:bottom w:w="60" w:type="dxa"/>
+              <w:right w:w="100" w:type="dxa"/>
+            </w:tcMar>
+            <w:vAlign w:val="center"/>
+          </w:tcPr>
+          <w:p>
+            <w:r>
+              <w:rPr>
+                <w:b/>
+                <w:bCs/>
+                <w:color w:val="FFFFFF"/>
+                <w:sz w:val="21"/>
+                <w:szCs w:val="21"/>
+              </w:rPr>
+              <w:t>Meaning</w:t>
             </w:r>
           </w:p>
         </w:tc>
       </w:tr>
       <w:tr>
-        <w:tc>
-          <w:tcPr>
-            <w:tcW w:w="3000" w:type="dxa"/>
-            <w:tcBorders>
-              <w:top w:val="single" w:sz="1" w:space="0" w:color="CCCCCC"/>
-              <w:left w:val="single" w:sz="1" w:space="0" w:color="CCCCCC"/>
-              <w:bottom w:val="single" w:sz="1" w:space="0" w:color="CCCCCC"/>
-              <w:right w:val="single" w:sz="1" w:space="0" w:color="CCCCCC"/>
-            </w:tcBorders>
-            <w:shd w:val="clear" w:color="auto" w:fill="F4F4F8"/>
-            <w:tcMar>
-              <w:top w:w="60" w:type="dxa"/>
-              <w:left w:w="100" w:type="dxa"/>
-              <w:bottom w:w="60" w:type="dxa"/>
-              <w:right w:w="100" w:type="dxa"/>
-            </w:tcMar>
-          </w:tcPr>
-          <w:p>
-            <w:r>
-              <w:rPr>
-                <w:sz w:val="18"/>
-                <w:szCs w:val="18"/>
-              </w:rPr>
-              <w:t>Grayed-out Done</w:t>
-            </w:r>
-          </w:p>
-        </w:tc>
-        <w:tc>
-          <w:tcPr>
-            <w:tcW w:w="6026" w:type="dxa"/>
-            <w:tcBorders>
-              <w:top w:val="single" w:sz="1" w:space="0" w:color="CCCCCC"/>
-              <w:left w:val="single" w:sz="1" w:space="0" w:color="CCCCCC"/>
-              <w:bottom w:val="single" w:sz="1" w:space="0" w:color="CCCCCC"/>
-              <w:right w:val="single" w:sz="1" w:space="0" w:color="CCCCCC"/>
-            </w:tcBorders>
-            <w:shd w:val="clear" w:color="auto" w:fill="F4F4F8"/>
-            <w:tcMar>
-              <w:top w:w="60" w:type="dxa"/>
-              <w:left w:w="100" w:type="dxa"/>
-              <w:bottom w:w="60" w:type="dxa"/>
-              <w:right w:w="100" w:type="dxa"/>
-            </w:tcMar>
-          </w:tcPr>
-          <w:p>
-            <w:r>
-              <w:rPr>
-                <w:sz w:val="18"/>
-                <w:szCs w:val="18"/>
-              </w:rPr>
-              <w:t>No tries left — inputs are locked</w:t>
+        <w:tblPrEx>
+          <w:tblCellMar>
+            <w:top w:w="0" w:type="dxa"/>
+            <w:bottom w:w="0" w:type="dxa"/>
+          </w:tblCellMar>
+        </w:tblPrEx>
+        <w:tc>
+          <w:tcPr>
+            <w:tcW w:w="3400" w:type="dxa"/>
+            <w:tcBorders>
+              <w:top w:val="single" w:sz="1" w:space="0" w:color="CCCCCC"/>
+              <w:left w:val="single" w:sz="1" w:space="0" w:color="CCCCCC"/>
+              <w:bottom w:val="single" w:sz="1" w:space="0" w:color="CCCCCC"/>
+              <w:right w:val="single" w:sz="1" w:space="0" w:color="CCCCCC"/>
+            </w:tcBorders>
+            <w:tcMar>
+              <w:top w:w="60" w:type="dxa"/>
+              <w:left w:w="100" w:type="dxa"/>
+              <w:bottom w:w="60" w:type="dxa"/>
+              <w:right w:w="100" w:type="dxa"/>
+            </w:tcMar>
+            <w:vAlign w:val="center"/>
+          </w:tcPr>
+          <w:p>
+            <w:r>
+              <w:rPr>
+                <w:color w:val="333333"/>
+                <w:sz w:val="21"/>
+                <w:szCs w:val="21"/>
+              </w:rPr>
+              <w:t>Black border</w:t>
+            </w:r>
+          </w:p>
+        </w:tc>
+        <w:tc>
+          <w:tcPr>
+            <w:tcW w:w="6320" w:type="dxa"/>
+            <w:tcBorders>
+              <w:top w:val="single" w:sz="1" w:space="0" w:color="CCCCCC"/>
+              <w:left w:val="single" w:sz="1" w:space="0" w:color="CCCCCC"/>
+              <w:bottom w:val="single" w:sz="1" w:space="0" w:color="CCCCCC"/>
+              <w:right w:val="single" w:sz="1" w:space="0" w:color="CCCCCC"/>
+            </w:tcBorders>
+            <w:tcMar>
+              <w:top w:w="60" w:type="dxa"/>
+              <w:left w:w="100" w:type="dxa"/>
+              <w:bottom w:w="60" w:type="dxa"/>
+              <w:right w:w="100" w:type="dxa"/>
+            </w:tcMar>
+            <w:vAlign w:val="center"/>
+          </w:tcPr>
+          <w:p>
+            <w:r>
+              <w:rPr>
+                <w:color w:val="333333"/>
+                <w:sz w:val="21"/>
+                <w:szCs w:val="21"/>
+              </w:rPr>
+              <w:t>Unanswered — type or select your answer here.</w:t>
+            </w:r>
+          </w:p>
+        </w:tc>
+      </w:tr>
+      <w:tr>
+        <w:tblPrEx>
+          <w:tblCellMar>
+            <w:top w:w="0" w:type="dxa"/>
+            <w:bottom w:w="0" w:type="dxa"/>
+          </w:tblCellMar>
+        </w:tblPrEx>
+        <w:tc>
+          <w:tcPr>
+            <w:tcW w:w="3400" w:type="dxa"/>
+            <w:tcBorders>
+              <w:top w:val="single" w:sz="1" w:space="0" w:color="CCCCCC"/>
+              <w:left w:val="single" w:sz="1" w:space="0" w:color="CCCCCC"/>
+              <w:bottom w:val="single" w:sz="1" w:space="0" w:color="CCCCCC"/>
+              <w:right w:val="single" w:sz="1" w:space="0" w:color="CCCCCC"/>
+            </w:tcBorders>
+            <w:tcMar>
+              <w:top w:w="60" w:type="dxa"/>
+              <w:left w:w="100" w:type="dxa"/>
+              <w:bottom w:w="60" w:type="dxa"/>
+              <w:right w:w="100" w:type="dxa"/>
+            </w:tcMar>
+            <w:vAlign w:val="center"/>
+          </w:tcPr>
+          <w:p>
+            <w:r>
+              <w:rPr>
+                <w:color w:val="333333"/>
+                <w:sz w:val="21"/>
+                <w:szCs w:val="21"/>
+              </w:rPr>
+              <w:t>Green border + tint</w:t>
+            </w:r>
+          </w:p>
+        </w:tc>
+        <w:tc>
+          <w:tcPr>
+            <w:tcW w:w="6320" w:type="dxa"/>
+            <w:tcBorders>
+              <w:top w:val="single" w:sz="1" w:space="0" w:color="CCCCCC"/>
+              <w:left w:val="single" w:sz="1" w:space="0" w:color="CCCCCC"/>
+              <w:bottom w:val="single" w:sz="1" w:space="0" w:color="CCCCCC"/>
+              <w:right w:val="single" w:sz="1" w:space="0" w:color="CCCCCC"/>
+            </w:tcBorders>
+            <w:tcMar>
+              <w:top w:w="60" w:type="dxa"/>
+              <w:left w:w="100" w:type="dxa"/>
+              <w:bottom w:w="60" w:type="dxa"/>
+              <w:right w:w="100" w:type="dxa"/>
+            </w:tcMar>
+            <w:vAlign w:val="center"/>
+          </w:tcPr>
+          <w:p>
+            <w:r>
+              <w:rPr>
+                <w:color w:val="333333"/>
+                <w:sz w:val="21"/>
+                <w:szCs w:val="21"/>
+              </w:rPr>
+              <w:t>Correct answer.</w:t>
+            </w:r>
+          </w:p>
+        </w:tc>
+      </w:tr>
+      <w:tr>
+        <w:tblPrEx>
+          <w:tblCellMar>
+            <w:top w:w="0" w:type="dxa"/>
+            <w:bottom w:w="0" w:type="dxa"/>
+          </w:tblCellMar>
+        </w:tblPrEx>
+        <w:tc>
+          <w:tcPr>
+            <w:tcW w:w="3400" w:type="dxa"/>
+            <w:tcBorders>
+              <w:top w:val="single" w:sz="1" w:space="0" w:color="CCCCCC"/>
+              <w:left w:val="single" w:sz="1" w:space="0" w:color="CCCCCC"/>
+              <w:bottom w:val="single" w:sz="1" w:space="0" w:color="CCCCCC"/>
+              <w:right w:val="single" w:sz="1" w:space="0" w:color="CCCCCC"/>
+            </w:tcBorders>
+            <w:tcMar>
+              <w:top w:w="60" w:type="dxa"/>
+              <w:left w:w="100" w:type="dxa"/>
+              <w:bottom w:w="60" w:type="dxa"/>
+              <w:right w:w="100" w:type="dxa"/>
+            </w:tcMar>
+            <w:vAlign w:val="center"/>
+          </w:tcPr>
+          <w:p>
+            <w:r>
+              <w:rPr>
+                <w:color w:val="333333"/>
+                <w:sz w:val="21"/>
+                <w:szCs w:val="21"/>
+              </w:rPr>
+              <w:t>Red border + tint</w:t>
+            </w:r>
+          </w:p>
+        </w:tc>
+        <w:tc>
+          <w:tcPr>
+            <w:tcW w:w="6320" w:type="dxa"/>
+            <w:tcBorders>
+              <w:top w:val="single" w:sz="1" w:space="0" w:color="CCCCCC"/>
+              <w:left w:val="single" w:sz="1" w:space="0" w:color="CCCCCC"/>
+              <w:bottom w:val="single" w:sz="1" w:space="0" w:color="CCCCCC"/>
+              <w:right w:val="single" w:sz="1" w:space="0" w:color="CCCCCC"/>
+            </w:tcBorders>
+            <w:tcMar>
+              <w:top w:w="60" w:type="dxa"/>
+              <w:left w:w="100" w:type="dxa"/>
+              <w:bottom w:w="60" w:type="dxa"/>
+              <w:right w:w="100" w:type="dxa"/>
+            </w:tcMar>
+            <w:vAlign w:val="center"/>
+          </w:tcPr>
+          <w:p>
+            <w:r>
+              <w:rPr>
+                <w:color w:val="333333"/>
+                <w:sz w:val="21"/>
+                <w:szCs w:val="21"/>
+              </w:rPr>
+              <w:t>Incorrect answer — try again if tries remain.</w:t>
+            </w:r>
+          </w:p>
+        </w:tc>
+      </w:tr>
+      <w:tr>
+        <w:tblPrEx>
+          <w:tblCellMar>
+            <w:top w:w="0" w:type="dxa"/>
+            <w:bottom w:w="0" w:type="dxa"/>
+          </w:tblCellMar>
+        </w:tblPrEx>
+        <w:tc>
+          <w:tcPr>
+            <w:tcW w:w="3400" w:type="dxa"/>
+            <w:tcBorders>
+              <w:top w:val="single" w:sz="1" w:space="0" w:color="CCCCCC"/>
+              <w:left w:val="single" w:sz="1" w:space="0" w:color="CCCCCC"/>
+              <w:bottom w:val="single" w:sz="1" w:space="0" w:color="CCCCCC"/>
+              <w:right w:val="single" w:sz="1" w:space="0" w:color="CCCCCC"/>
+            </w:tcBorders>
+            <w:tcMar>
+              <w:top w:w="60" w:type="dxa"/>
+              <w:left w:w="100" w:type="dxa"/>
+              <w:bottom w:w="60" w:type="dxa"/>
+              <w:right w:w="100" w:type="dxa"/>
+            </w:tcMar>
+            <w:vAlign w:val="center"/>
+          </w:tcPr>
+          <w:p>
+            <w:r>
+              <w:rPr>
+                <w:color w:val="333333"/>
+                <w:sz w:val="21"/>
+                <w:szCs w:val="21"/>
+              </w:rPr>
+              <w:t>Green / red per blank (cloze)</w:t>
+            </w:r>
+          </w:p>
+        </w:tc>
+        <w:tc>
+          <w:tcPr>
+            <w:tcW w:w="6320" w:type="dxa"/>
+            <w:tcBorders>
+              <w:top w:val="single" w:sz="1" w:space="0" w:color="CCCCCC"/>
+              <w:left w:val="single" w:sz="1" w:space="0" w:color="CCCCCC"/>
+              <w:bottom w:val="single" w:sz="1" w:space="0" w:color="CCCCCC"/>
+              <w:right w:val="single" w:sz="1" w:space="0" w:color="CCCCCC"/>
+            </w:tcBorders>
+            <w:tcMar>
+              <w:top w:w="60" w:type="dxa"/>
+              <w:left w:w="100" w:type="dxa"/>
+              <w:bottom w:w="60" w:type="dxa"/>
+              <w:right w:w="100" w:type="dxa"/>
+            </w:tcMar>
+            <w:vAlign w:val="center"/>
+          </w:tcPr>
+          <w:p>
+            <w:r>
+              <w:rPr>
+                <w:color w:val="333333"/>
+                <w:sz w:val="21"/>
+                <w:szCs w:val="21"/>
+              </w:rPr>
+              <w:t>Individual blank-level feedback. Each blank is coloured independently.</w:t>
+            </w:r>
+          </w:p>
+        </w:tc>
+      </w:tr>
+      <w:tr>
+        <w:tblPrEx>
+          <w:tblCellMar>
+            <w:top w:w="0" w:type="dxa"/>
+            <w:bottom w:w="0" w:type="dxa"/>
+          </w:tblCellMar>
+        </w:tblPrEx>
+        <w:tc>
+          <w:tcPr>
+            <w:tcW w:w="3400" w:type="dxa"/>
+            <w:tcBorders>
+              <w:top w:val="single" w:sz="1" w:space="0" w:color="CCCCCC"/>
+              <w:left w:val="single" w:sz="1" w:space="0" w:color="CCCCCC"/>
+              <w:bottom w:val="single" w:sz="1" w:space="0" w:color="CCCCCC"/>
+              <w:right w:val="single" w:sz="1" w:space="0" w:color="CCCCCC"/>
+            </w:tcBorders>
+            <w:tcMar>
+              <w:top w:w="60" w:type="dxa"/>
+              <w:left w:w="100" w:type="dxa"/>
+              <w:bottom w:w="60" w:type="dxa"/>
+              <w:right w:w="100" w:type="dxa"/>
+            </w:tcMar>
+            <w:vAlign w:val="center"/>
+          </w:tcPr>
+          <w:p>
+            <w:r>
+              <w:rPr>
+                <w:color w:val="333333"/>
+                <w:sz w:val="21"/>
+                <w:szCs w:val="21"/>
+              </w:rPr>
+              <w:t>Green / red connecting lines</w:t>
+            </w:r>
+          </w:p>
+        </w:tc>
+        <w:tc>
+          <w:tcPr>
+            <w:tcW w:w="6320" w:type="dxa"/>
+            <w:tcBorders>
+              <w:top w:val="single" w:sz="1" w:space="0" w:color="CCCCCC"/>
+              <w:left w:val="single" w:sz="1" w:space="0" w:color="CCCCCC"/>
+              <w:bottom w:val="single" w:sz="1" w:space="0" w:color="CCCCCC"/>
+              <w:right w:val="single" w:sz="1" w:space="0" w:color="CCCCCC"/>
+            </w:tcBorders>
+            <w:tcMar>
+              <w:top w:w="60" w:type="dxa"/>
+              <w:left w:w="100" w:type="dxa"/>
+              <w:bottom w:w="60" w:type="dxa"/>
+              <w:right w:w="100" w:type="dxa"/>
+            </w:tcMar>
+            <w:vAlign w:val="center"/>
+          </w:tcPr>
+          <w:p>
+            <w:r>
+              <w:rPr>
+                <w:color w:val="333333"/>
+                <w:sz w:val="21"/>
+                <w:szCs w:val="21"/>
+              </w:rPr>
+              <w:t>Matching feedback — solid green for correct pairs, dashed red for incorrect.</w:t>
+            </w:r>
+          </w:p>
+        </w:tc>
+      </w:tr>
+      <w:tr>
+        <w:tblPrEx>
+          <w:tblCellMar>
+            <w:top w:w="0" w:type="dxa"/>
+            <w:bottom w:w="0" w:type="dxa"/>
+          </w:tblCellMar>
+        </w:tblPrEx>
+        <w:tc>
+          <w:tcPr>
+            <w:tcW w:w="3400" w:type="dxa"/>
+            <w:tcBorders>
+              <w:top w:val="single" w:sz="1" w:space="0" w:color="CCCCCC"/>
+              <w:left w:val="single" w:sz="1" w:space="0" w:color="CCCCCC"/>
+              <w:bottom w:val="single" w:sz="1" w:space="0" w:color="CCCCCC"/>
+              <w:right w:val="single" w:sz="1" w:space="0" w:color="CCCCCC"/>
+            </w:tcBorders>
+            <w:tcMar>
+              <w:top w:w="60" w:type="dxa"/>
+              <w:left w:w="100" w:type="dxa"/>
+              <w:bottom w:w="60" w:type="dxa"/>
+              <w:right w:w="100" w:type="dxa"/>
+            </w:tcMar>
+            <w:vAlign w:val="center"/>
+          </w:tcPr>
+          <w:p>
+            <w:r>
+              <w:rPr>
+                <w:color w:val="333333"/>
+                <w:sz w:val="21"/>
+                <w:szCs w:val="21"/>
+              </w:rPr>
+              <w:t>Amber Answer button</w:t>
+            </w:r>
+          </w:p>
+        </w:tc>
+        <w:tc>
+          <w:tcPr>
+            <w:tcW w:w="6320" w:type="dxa"/>
+            <w:tcBorders>
+              <w:top w:val="single" w:sz="1" w:space="0" w:color="CCCCCC"/>
+              <w:left w:val="single" w:sz="1" w:space="0" w:color="CCCCCC"/>
+              <w:bottom w:val="single" w:sz="1" w:space="0" w:color="CCCCCC"/>
+              <w:right w:val="single" w:sz="1" w:space="0" w:color="CCCCCC"/>
+            </w:tcBorders>
+            <w:tcMar>
+              <w:top w:w="60" w:type="dxa"/>
+              <w:left w:w="100" w:type="dxa"/>
+              <w:bottom w:w="60" w:type="dxa"/>
+              <w:right w:w="100" w:type="dxa"/>
+            </w:tcMar>
+            <w:vAlign w:val="center"/>
+          </w:tcPr>
+          <w:p>
+            <w:r>
+              <w:rPr>
+                <w:color w:val="333333"/>
+                <w:sz w:val="21"/>
+                <w:szCs w:val="21"/>
+              </w:rPr>
+              <w:t>Appears after all tries are used. Press to reveal every correct answer.</w:t>
+            </w:r>
+          </w:p>
+        </w:tc>
+      </w:tr>
+      <w:tr>
+        <w:tblPrEx>
+          <w:tblCellMar>
+            <w:top w:w="0" w:type="dxa"/>
+            <w:bottom w:w="0" w:type="dxa"/>
+          </w:tblCellMar>
+        </w:tblPrEx>
+        <w:tc>
+          <w:tcPr>
+            <w:tcW w:w="3400" w:type="dxa"/>
+            <w:tcBorders>
+              <w:top w:val="single" w:sz="1" w:space="0" w:color="CCCCCC"/>
+              <w:left w:val="single" w:sz="1" w:space="0" w:color="CCCCCC"/>
+              <w:bottom w:val="single" w:sz="1" w:space="0" w:color="CCCCCC"/>
+              <w:right w:val="single" w:sz="1" w:space="0" w:color="CCCCCC"/>
+            </w:tcBorders>
+            <w:tcMar>
+              <w:top w:w="60" w:type="dxa"/>
+              <w:left w:w="100" w:type="dxa"/>
+              <w:bottom w:w="60" w:type="dxa"/>
+              <w:right w:w="100" w:type="dxa"/>
+            </w:tcMar>
+            <w:vAlign w:val="center"/>
+          </w:tcPr>
+          <w:p>
+            <w:r>
+              <w:rPr>
+                <w:color w:val="333333"/>
+                <w:sz w:val="21"/>
+                <w:szCs w:val="21"/>
+              </w:rPr>
+              <w:t>Greyed-out Done button</w:t>
+            </w:r>
+          </w:p>
+        </w:tc>
+        <w:tc>
+          <w:tcPr>
+            <w:tcW w:w="6320" w:type="dxa"/>
+            <w:tcBorders>
+              <w:top w:val="single" w:sz="1" w:space="0" w:color="CCCCCC"/>
+              <w:left w:val="single" w:sz="1" w:space="0" w:color="CCCCCC"/>
+              <w:bottom w:val="single" w:sz="1" w:space="0" w:color="CCCCCC"/>
+              <w:right w:val="single" w:sz="1" w:space="0" w:color="CCCCCC"/>
+            </w:tcBorders>
+            <w:tcMar>
+              <w:top w:w="60" w:type="dxa"/>
+              <w:left w:w="100" w:type="dxa"/>
+              <w:bottom w:w="60" w:type="dxa"/>
+              <w:right w:w="100" w:type="dxa"/>
+            </w:tcMar>
+            <w:vAlign w:val="center"/>
+          </w:tcPr>
+          <w:p>
+            <w:r>
+              <w:rPr>
+                <w:color w:val="333333"/>
+                <w:sz w:val="21"/>
+                <w:szCs w:val="21"/>
+              </w:rPr>
+              <w:t>No tries left — inputs are locked.</w:t>
+            </w:r>
+          </w:p>
+        </w:tc>
+      </w:tr>
+      <w:tr>
+        <w:tblPrEx>
+          <w:tblCellMar>
+            <w:top w:w="0" w:type="dxa"/>
+            <w:bottom w:w="0" w:type="dxa"/>
+          </w:tblCellMar>
+        </w:tblPrEx>
+        <w:tc>
+          <w:tcPr>
+            <w:tcW w:w="3400" w:type="dxa"/>
+            <w:tcBorders>
+              <w:top w:val="single" w:sz="1" w:space="0" w:color="CCCCCC"/>
+              <w:left w:val="single" w:sz="1" w:space="0" w:color="CCCCCC"/>
+              <w:bottom w:val="single" w:sz="1" w:space="0" w:color="CCCCCC"/>
+              <w:right w:val="single" w:sz="1" w:space="0" w:color="CCCCCC"/>
+            </w:tcBorders>
+            <w:tcMar>
+              <w:top w:w="60" w:type="dxa"/>
+              <w:left w:w="100" w:type="dxa"/>
+              <w:bottom w:w="60" w:type="dxa"/>
+              <w:right w:w="100" w:type="dxa"/>
+            </w:tcMar>
+            <w:vAlign w:val="center"/>
+          </w:tcPr>
+          <w:p>
+            <w:r>
+              <w:rPr>
+                <w:color w:val="333333"/>
+                <w:sz w:val="21"/>
+                <w:szCs w:val="21"/>
+              </w:rPr>
+              <w:t>Speech bubble / box</w:t>
+            </w:r>
+          </w:p>
+        </w:tc>
+        <w:tc>
+          <w:tcPr>
+            <w:tcW w:w="6320" w:type="dxa"/>
+            <w:tcBorders>
+              <w:top w:val="single" w:sz="1" w:space="0" w:color="CCCCCC"/>
+              <w:left w:val="single" w:sz="1" w:space="0" w:color="CCCCCC"/>
+              <w:bottom w:val="single" w:sz="1" w:space="0" w:color="CCCCCC"/>
+              <w:right w:val="single" w:sz="1" w:space="0" w:color="CCCCCC"/>
+            </w:tcBorders>
+            <w:tcMar>
+              <w:top w:w="60" w:type="dxa"/>
+              <w:left w:w="100" w:type="dxa"/>
+              <w:bottom w:w="60" w:type="dxa"/>
+              <w:right w:w="100" w:type="dxa"/>
+            </w:tcMar>
+            <w:vAlign w:val="center"/>
+          </w:tcPr>
+          <w:p>
+            <w:r>
+              <w:rPr>
+                <w:color w:val="333333"/>
+                <w:sz w:val="21"/>
+                <w:szCs w:val="21"/>
+              </w:rPr>
+              <w:t>Explanation or hint provided by the instructor, shown after answers are revealed.</w:t>
             </w:r>
           </w:p>
         </w:tc>
@@ -991,7 +2017,6 @@
     <w:p>
       <w:pPr>
         <w:pStyle w:val="Heading1"/>
-        <w:spacing w:before="300"/>
       </w:pPr>
       <w:r>
         <w:t>Tips</w:t>
@@ -1002,22 +2027,15 @@
         <w:pStyle w:val="ListParagraph"/>
         <w:numPr>
           <w:ilvl w:val="0"/>
-          <w:numId w:val="2"/>
+          <w:numId w:val="3"/>
         </w:numPr>
-        <w:spacing w:after="80"/>
-      </w:pPr>
-      <w:r>
-        <w:t xml:space="preserve">Use </w:t>
-      </w:r>
-      <w:r>
-        <w:rPr>
-          <w:b/>
-          <w:bCs/>
-        </w:rPr>
-        <w:t>Tab</w:t>
-      </w:r>
-      <w:r>
-        <w:t xml:space="preserve"> to jump between edit boxes quickly.</w:t>
+        <w:spacing w:after="160"/>
+      </w:pPr>
+      <w:r>
+        <w:rPr>
+          <w:color w:val="333333"/>
+        </w:rPr>
+        <w:t>Use Tab to jump between text input fields quickly.</w:t>
       </w:r>
     </w:p>
     <w:p>
@@ -1025,22 +2043,15 @@
         <w:pStyle w:val="ListParagraph"/>
         <w:numPr>
           <w:ilvl w:val="0"/>
-          <w:numId w:val="2"/>
+          <w:numId w:val="3"/>
         </w:numPr>
-        <w:spacing w:after="80"/>
-      </w:pPr>
-      <w:r>
-        <w:t xml:space="preserve">Press </w:t>
-      </w:r>
-      <w:r>
-        <w:rPr>
-          <w:b/>
-          <w:bCs/>
-        </w:rPr>
-        <w:t>Enter</w:t>
-      </w:r>
-      <w:r>
-        <w:t xml:space="preserve"> as a shortcut for Submit.</w:t>
+        <w:spacing w:after="160"/>
+      </w:pPr>
+      <w:r>
+        <w:rPr>
+          <w:color w:val="333333"/>
+        </w:rPr>
+        <w:t>Press Enter as a shortcut for Submit when typing in a text box.</w:t>
       </w:r>
     </w:p>
     <w:p>
@@ -1048,22 +2059,15 @@
         <w:pStyle w:val="ListParagraph"/>
         <w:numPr>
           <w:ilvl w:val="0"/>
-          <w:numId w:val="2"/>
+          <w:numId w:val="3"/>
         </w:numPr>
-        <w:spacing w:after="80"/>
-      </w:pPr>
-      <w:r>
-        <w:t xml:space="preserve">You can </w:t>
-      </w:r>
-      <w:r>
-        <w:rPr>
-          <w:b/>
-          <w:bCs/>
-        </w:rPr>
-        <w:t>seek back</w:t>
-      </w:r>
-      <w:r>
-        <w:t xml:space="preserve"> in the video to replay a section — the quiz will re-trigger when you reach the same timestamp.</w:t>
+        <w:spacing w:after="160"/>
+      </w:pPr>
+      <w:r>
+        <w:rPr>
+          <w:color w:val="333333"/>
+        </w:rPr>
+        <w:t>Press the spacebar to toggle play/pause without clicking the button (as long as your cursor is not inside an input field).</w:t>
       </w:r>
     </w:p>
     <w:p>
@@ -1071,22 +2075,15 @@
         <w:pStyle w:val="ListParagraph"/>
         <w:numPr>
           <w:ilvl w:val="0"/>
-          <w:numId w:val="2"/>
+          <w:numId w:val="3"/>
         </w:numPr>
-        <w:spacing w:after="80"/>
-      </w:pPr>
-      <w:r>
-        <w:t xml:space="preserve">When you press </w:t>
-      </w:r>
-      <w:r>
-        <w:rPr>
-          <w:b/>
-          <w:bCs/>
-        </w:rPr>
-        <w:t>play</w:t>
-      </w:r>
-      <w:r>
-        <w:t>, all quiz elements disappear so you can watch the video without obstruction.</w:t>
+        <w:spacing w:after="160"/>
+      </w:pPr>
+      <w:r>
+        <w:rPr>
+          <w:color w:val="333333"/>
+        </w:rPr>
+        <w:t>You can seek back in the video (or click earlier on the background-mode timeline) to replay a section — the quiz will re-trigger when you reach the same timestamp.</w:t>
       </w:r>
     </w:p>
     <w:p>
@@ -1094,45 +2091,88 @@
         <w:pStyle w:val="ListParagraph"/>
         <w:numPr>
           <w:ilvl w:val="0"/>
-          <w:numId w:val="2"/>
+          <w:numId w:val="3"/>
         </w:numPr>
-        <w:spacing w:after="80"/>
-      </w:pPr>
-      <w:r>
-        <w:t xml:space="preserve">If the video does not load, make sure you are </w:t>
-      </w:r>
-      <w:r>
-        <w:rPr>
-          <w:b/>
-          <w:bCs/>
-        </w:rPr>
-        <w:t>connected to the internet</w:t>
-      </w:r>
-      <w:r>
-        <w:t xml:space="preserve"> and try opening the file in Chrome.</w:t>
-      </w:r>
-    </w:p>
-    <w:p>
-      <w:pPr>
-        <w:pBdr>
-          <w:top w:val="single" w:sz="1" w:space="8" w:color="CCCCCC"/>
-        </w:pBdr>
-        <w:spacing w:before="400"/>
+        <w:spacing w:after="160"/>
+      </w:pPr>
+      <w:r>
+        <w:rPr>
+          <w:color w:val="333333"/>
+        </w:rPr>
+        <w:t>When you press play, all quiz elements disappear so you can watch without obstruction.</w:t>
+      </w:r>
+    </w:p>
+    <w:p>
+      <w:pPr>
+        <w:pStyle w:val="ListParagraph"/>
+        <w:numPr>
+          <w:ilvl w:val="0"/>
+          <w:numId w:val="3"/>
+        </w:numPr>
+        <w:spacing w:after="160"/>
+      </w:pPr>
+      <w:r>
+        <w:rPr>
+          <w:color w:val="333333"/>
+        </w:rPr>
+        <w:t>Some questions display mathematical notation rendered with LaTeX. These expressions are read-only and are there to help you understand the problem.</w:t>
+      </w:r>
+    </w:p>
+    <w:p>
+      <w:pPr>
+        <w:pStyle w:val="ListParagraph"/>
+        <w:numPr>
+          <w:ilvl w:val="0"/>
+          <w:numId w:val="3"/>
+        </w:numPr>
+        <w:spacing w:after="160"/>
+      </w:pPr>
+      <w:r>
+        <w:rPr>
+          <w:color w:val="333333"/>
+        </w:rPr>
+        <w:t>In background mode, use the Speed button to accelerate playback if you want to skip ahead between question groups.</w:t>
+      </w:r>
+    </w:p>
+    <w:p>
+      <w:pPr>
+        <w:pStyle w:val="ListParagraph"/>
+        <w:numPr>
+          <w:ilvl w:val="0"/>
+          <w:numId w:val="3"/>
+        </w:numPr>
+        <w:spacing w:after="160"/>
+      </w:pPr>
+      <w:r>
+        <w:rPr>
+          <w:color w:val="333333"/>
+        </w:rPr>
+        <w:t>If the YouTube video does not load, make sure you are connected to the internet and try opening the file in Chrome.</w:t>
+      </w:r>
+    </w:p>
+    <w:p>
+      <w:pPr>
+        <w:spacing w:before="240"/>
+      </w:pPr>
+    </w:p>
+    <w:p>
+      <w:pPr>
+        <w:spacing w:after="160"/>
       </w:pPr>
       <w:r>
         <w:rPr>
           <w:i/>
           <w:iCs/>
           <w:color w:val="666666"/>
-          <w:sz w:val="18"/>
-          <w:szCs w:val="18"/>
         </w:rPr>
         <w:t>If you encounter technical issues, contact your instructor.</w:t>
       </w:r>
     </w:p>
     <w:sectPr>
-      <w:pgSz w:w="11906" w:h="16838"/>
-      <w:pgMar w:top="1440" w:right="1376" w:bottom="1350" w:left="1080" w:header="708" w:footer="708" w:gutter="0"/>
+      <w:headerReference w:type="default" r:id="rId7"/>
+      <w:footerReference w:type="default" r:id="rId8"/>
+      <w:pgSz w:w="12240" w:h="15840"/>
+      <w:pgMar w:top="1200" w:right="1260" w:bottom="1200" w:left="1260" w:header="708" w:footer="708" w:gutter="0"/>
       <w:cols w:space="720"/>
       <w:docGrid w:linePitch="360"/>
     </w:sectPr>
@@ -1140,67 +2180,203 @@
 </w:document>
 </file>
 
+<file path=word/endnotes.xml><?xml version="1.0" encoding="utf-8"?>
+<w:endnotes xmlns:wpc="http://schemas.microsoft.com/office/word/2010/wordprocessingCanvas" xmlns:cx="http://schemas.microsoft.com/office/drawing/2014/chartex" xmlns:cx1="http://schemas.microsoft.com/office/drawing/2015/9/8/chartex" xmlns:cx2="http://schemas.microsoft.com/office/drawing/2015/10/21/chartex" xmlns:cx3="http://schemas.microsoft.com/office/drawing/2016/5/9/chartex" xmlns:cx4="http://schemas.microsoft.com/office/drawing/2016/5/10/chartex" xmlns:cx5="http://schemas.microsoft.com/office/drawing/2016/5/11/chartex" xmlns:cx6="http://schemas.microsoft.com/office/drawing/2016/5/12/chartex" xmlns:cx7="http://schemas.microsoft.com/office/drawing/2016/5/13/chartex" xmlns:cx8="http://schemas.microsoft.com/office/drawing/2016/5/14/chartex" xmlns:mc="http://schemas.openxmlformats.org/markup-compatibility/2006" xmlns:aink="http://schemas.microsoft.com/office/drawing/2016/ink" xmlns:am3d="http://schemas.microsoft.com/office/drawing/2017/model3d" xmlns:o="urn:schemas-microsoft-com:office:office" xmlns:oel="http://schemas.microsoft.com/office/2019/extlst" xmlns:r="http://schemas.openxmlformats.org/officeDocument/2006/relationships" xmlns:m="http://schemas.openxmlformats.org/officeDocument/2006/math" xmlns:v="urn:schemas-microsoft-com:vml" xmlns:wp14="http://schemas.microsoft.com/office/word/2010/wordprocessingDrawing" xmlns:wp="http://schemas.openxmlformats.org/drawingml/2006/wordprocessingDrawing" xmlns:w10="urn:schemas-microsoft-com:office:word" xmlns:w="http://schemas.openxmlformats.org/wordprocessingml/2006/main" xmlns:w14="http://schemas.microsoft.com/office/word/2010/wordml" xmlns:w15="http://schemas.microsoft.com/office/word/2012/wordml" xmlns:w16cex="http://schemas.microsoft.com/office/word/2018/wordml/cex" xmlns:w16cid="http://schemas.microsoft.com/office/word/2016/wordml/cid" xmlns:w16="http://schemas.microsoft.com/office/word/2018/wordml" xmlns:w16du="http://schemas.microsoft.com/office/word/2023/wordml/word16du" xmlns:w16sdtdh="http://schemas.microsoft.com/office/word/2020/wordml/sdtdatahash" xmlns:w16sdtfl="http://schemas.microsoft.com/office/word/2024/wordml/sdtformatlock" xmlns:w16se="http://schemas.microsoft.com/office/word/2015/wordml/symex" xmlns:wpg="http://schemas.microsoft.com/office/word/2010/wordprocessingGroup" xmlns:wpi="http://schemas.microsoft.com/office/word/2010/wordprocessingInk" xmlns:wne="http://schemas.microsoft.com/office/word/2006/wordml" xmlns:wps="http://schemas.microsoft.com/office/word/2010/wordprocessingShape" mc:Ignorable="w14 w15 w16se w16cid w16 w16cex w16sdtdh w16sdtfl w16du wp14">
+  <w:endnote w:type="separator" w:id="-1">
+    <w:p>
+      <w:r>
+        <w:separator/>
+      </w:r>
+    </w:p>
+  </w:endnote>
+  <w:endnote w:type="continuationSeparator" w:id="0">
+    <w:p>
+      <w:r>
+        <w:continuationSeparator/>
+      </w:r>
+    </w:p>
+  </w:endnote>
+</w:endnotes>
+</file>
+
+<file path=word/footer1.xml><?xml version="1.0" encoding="utf-8"?>
+<w:ftr xmlns:wpc="http://schemas.microsoft.com/office/word/2010/wordprocessingCanvas" xmlns:cx="http://schemas.microsoft.com/office/drawing/2014/chartex" xmlns:cx1="http://schemas.microsoft.com/office/drawing/2015/9/8/chartex" xmlns:cx2="http://schemas.microsoft.com/office/drawing/2015/10/21/chartex" xmlns:cx3="http://schemas.microsoft.com/office/drawing/2016/5/9/chartex" xmlns:cx4="http://schemas.microsoft.com/office/drawing/2016/5/10/chartex" xmlns:cx5="http://schemas.microsoft.com/office/drawing/2016/5/11/chartex" xmlns:cx6="http://schemas.microsoft.com/office/drawing/2016/5/12/chartex" xmlns:cx7="http://schemas.microsoft.com/office/drawing/2016/5/13/chartex" xmlns:cx8="http://schemas.microsoft.com/office/drawing/2016/5/14/chartex" xmlns:mc="http://schemas.openxmlformats.org/markup-compatibility/2006" xmlns:aink="http://schemas.microsoft.com/office/drawing/2016/ink" xmlns:am3d="http://schemas.microsoft.com/office/drawing/2017/model3d" xmlns:o="urn:schemas-microsoft-com:office:office" xmlns:oel="http://schemas.microsoft.com/office/2019/extlst" xmlns:r="http://schemas.openxmlformats.org/officeDocument/2006/relationships" xmlns:m="http://schemas.openxmlformats.org/officeDocument/2006/math" xmlns:v="urn:schemas-microsoft-com:vml" xmlns:wp14="http://schemas.microsoft.com/office/word/2010/wordprocessingDrawing" xmlns:wp="http://schemas.openxmlformats.org/drawingml/2006/wordprocessingDrawing" xmlns:w10="urn:schemas-microsoft-com:office:word" xmlns:w="http://schemas.openxmlformats.org/wordprocessingml/2006/main" xmlns:w14="http://schemas.microsoft.com/office/word/2010/wordml" xmlns:w15="http://schemas.microsoft.com/office/word/2012/wordml" xmlns:w16cex="http://schemas.microsoft.com/office/word/2018/wordml/cex" xmlns:w16cid="http://schemas.microsoft.com/office/word/2016/wordml/cid" xmlns:w16="http://schemas.microsoft.com/office/word/2018/wordml" xmlns:w16du="http://schemas.microsoft.com/office/word/2023/wordml/word16du" xmlns:w16sdtdh="http://schemas.microsoft.com/office/word/2020/wordml/sdtdatahash" xmlns:w16sdtfl="http://schemas.microsoft.com/office/word/2024/wordml/sdtformatlock" xmlns:w16se="http://schemas.microsoft.com/office/word/2015/wordml/symex" xmlns:wpg="http://schemas.microsoft.com/office/word/2010/wordprocessingGroup" xmlns:wpi="http://schemas.microsoft.com/office/word/2010/wordprocessingInk" xmlns:wne="http://schemas.microsoft.com/office/word/2006/wordml" xmlns:wps="http://schemas.microsoft.com/office/word/2010/wordprocessingShape" mc:Ignorable="w14 w15 w16se w16cid w16 w16cex w16sdtdh w16sdtfl w16du wp14">
+  <w:p>
+    <w:pPr>
+      <w:pBdr>
+        <w:top w:val="single" w:sz="4" w:space="4" w:color="2E75B6"/>
+      </w:pBdr>
+      <w:jc w:val="center"/>
+    </w:pPr>
+    <w:r>
+      <w:rPr>
+        <w:color w:val="999999"/>
+        <w:sz w:val="18"/>
+        <w:szCs w:val="18"/>
+      </w:rPr>
+      <w:t xml:space="preserve">Page </w:t>
+    </w:r>
+  </w:p>
+</w:ftr>
+</file>
+
+<file path=word/footnotes.xml><?xml version="1.0" encoding="utf-8"?>
+<w:footnotes xmlns:wpc="http://schemas.microsoft.com/office/word/2010/wordprocessingCanvas" xmlns:cx="http://schemas.microsoft.com/office/drawing/2014/chartex" xmlns:cx1="http://schemas.microsoft.com/office/drawing/2015/9/8/chartex" xmlns:cx2="http://schemas.microsoft.com/office/drawing/2015/10/21/chartex" xmlns:cx3="http://schemas.microsoft.com/office/drawing/2016/5/9/chartex" xmlns:cx4="http://schemas.microsoft.com/office/drawing/2016/5/10/chartex" xmlns:cx5="http://schemas.microsoft.com/office/drawing/2016/5/11/chartex" xmlns:cx6="http://schemas.microsoft.com/office/drawing/2016/5/12/chartex" xmlns:cx7="http://schemas.microsoft.com/office/drawing/2016/5/13/chartex" xmlns:cx8="http://schemas.microsoft.com/office/drawing/2016/5/14/chartex" xmlns:mc="http://schemas.openxmlformats.org/markup-compatibility/2006" xmlns:aink="http://schemas.microsoft.com/office/drawing/2016/ink" xmlns:am3d="http://schemas.microsoft.com/office/drawing/2017/model3d" xmlns:o="urn:schemas-microsoft-com:office:office" xmlns:oel="http://schemas.microsoft.com/office/2019/extlst" xmlns:r="http://schemas.openxmlformats.org/officeDocument/2006/relationships" xmlns:m="http://schemas.openxmlformats.org/officeDocument/2006/math" xmlns:v="urn:schemas-microsoft-com:vml" xmlns:wp14="http://schemas.microsoft.com/office/word/2010/wordprocessingDrawing" xmlns:wp="http://schemas.openxmlformats.org/drawingml/2006/wordprocessingDrawing" xmlns:w10="urn:schemas-microsoft-com:office:word" xmlns:w="http://schemas.openxmlformats.org/wordprocessingml/2006/main" xmlns:w14="http://schemas.microsoft.com/office/word/2010/wordml" xmlns:w15="http://schemas.microsoft.com/office/word/2012/wordml" xmlns:w16cex="http://schemas.microsoft.com/office/word/2018/wordml/cex" xmlns:w16cid="http://schemas.microsoft.com/office/word/2016/wordml/cid" xmlns:w16="http://schemas.microsoft.com/office/word/2018/wordml" xmlns:w16du="http://schemas.microsoft.com/office/word/2023/wordml/word16du" xmlns:w16sdtdh="http://schemas.microsoft.com/office/word/2020/wordml/sdtdatahash" xmlns:w16sdtfl="http://schemas.microsoft.com/office/word/2024/wordml/sdtformatlock" xmlns:w16se="http://schemas.microsoft.com/office/word/2015/wordml/symex" xmlns:wpg="http://schemas.microsoft.com/office/word/2010/wordprocessingGroup" xmlns:wpi="http://schemas.microsoft.com/office/word/2010/wordprocessingInk" xmlns:wne="http://schemas.microsoft.com/office/word/2006/wordml" xmlns:wps="http://schemas.microsoft.com/office/word/2010/wordprocessingShape" mc:Ignorable="w14 w15 w16se w16cid w16 w16cex w16sdtdh w16sdtfl w16du wp14">
+  <w:footnote w:type="separator" w:id="-1">
+    <w:p>
+      <w:r>
+        <w:separator/>
+      </w:r>
+    </w:p>
+  </w:footnote>
+  <w:footnote w:type="continuationSeparator" w:id="0">
+    <w:p>
+      <w:r>
+        <w:continuationSeparator/>
+      </w:r>
+    </w:p>
+  </w:footnote>
+</w:footnotes>
+</file>
+
+<file path=word/header1.xml><?xml version="1.0" encoding="utf-8"?>
+<w:hdr xmlns:wpc="http://schemas.microsoft.com/office/word/2010/wordprocessingCanvas" xmlns:cx="http://schemas.microsoft.com/office/drawing/2014/chartex" xmlns:cx1="http://schemas.microsoft.com/office/drawing/2015/9/8/chartex" xmlns:cx2="http://schemas.microsoft.com/office/drawing/2015/10/21/chartex" xmlns:cx3="http://schemas.microsoft.com/office/drawing/2016/5/9/chartex" xmlns:cx4="http://schemas.microsoft.com/office/drawing/2016/5/10/chartex" xmlns:cx5="http://schemas.microsoft.com/office/drawing/2016/5/11/chartex" xmlns:cx6="http://schemas.microsoft.com/office/drawing/2016/5/12/chartex" xmlns:cx7="http://schemas.microsoft.com/office/drawing/2016/5/13/chartex" xmlns:cx8="http://schemas.microsoft.com/office/drawing/2016/5/14/chartex" xmlns:mc="http://schemas.openxmlformats.org/markup-compatibility/2006" xmlns:aink="http://schemas.microsoft.com/office/drawing/2016/ink" xmlns:am3d="http://schemas.microsoft.com/office/drawing/2017/model3d" xmlns:o="urn:schemas-microsoft-com:office:office" xmlns:oel="http://schemas.microsoft.com/office/2019/extlst" xmlns:r="http://schemas.openxmlformats.org/officeDocument/2006/relationships" xmlns:m="http://schemas.openxmlformats.org/officeDocument/2006/math" xmlns:v="urn:schemas-microsoft-com:vml" xmlns:wp14="http://schemas.microsoft.com/office/word/2010/wordprocessingDrawing" xmlns:wp="http://schemas.openxmlformats.org/drawingml/2006/wordprocessingDrawing" xmlns:w10="urn:schemas-microsoft-com:office:word" xmlns:w="http://schemas.openxmlformats.org/wordprocessingml/2006/main" xmlns:w14="http://schemas.microsoft.com/office/word/2010/wordml" xmlns:w15="http://schemas.microsoft.com/office/word/2012/wordml" xmlns:w16cex="http://schemas.microsoft.com/office/word/2018/wordml/cex" xmlns:w16cid="http://schemas.microsoft.com/office/word/2016/wordml/cid" xmlns:w16="http://schemas.microsoft.com/office/word/2018/wordml" xmlns:w16du="http://schemas.microsoft.com/office/word/2023/wordml/word16du" xmlns:w16sdtdh="http://schemas.microsoft.com/office/word/2020/wordml/sdtdatahash" xmlns:w16sdtfl="http://schemas.microsoft.com/office/word/2024/wordml/sdtformatlock" xmlns:w16se="http://schemas.microsoft.com/office/word/2015/wordml/symex" xmlns:wpg="http://schemas.microsoft.com/office/word/2010/wordprocessingGroup" xmlns:wpi="http://schemas.microsoft.com/office/word/2010/wordprocessingInk" xmlns:wne="http://schemas.microsoft.com/office/word/2006/wordml" xmlns:wps="http://schemas.microsoft.com/office/word/2010/wordprocessingShape" mc:Ignorable="w14 w15 w16se w16cid w16 w16cex w16sdtdh w16sdtfl w16du wp14">
+  <w:p>
+    <w:pPr>
+      <w:pBdr>
+        <w:bottom w:val="single" w:sz="4" w:space="4" w:color="2E75B6"/>
+      </w:pBdr>
+      <w:jc w:val="right"/>
+    </w:pPr>
+    <w:r>
+      <w:rPr>
+        <w:i/>
+        <w:iCs/>
+        <w:color w:val="999999"/>
+        <w:sz w:val="18"/>
+        <w:szCs w:val="18"/>
+      </w:rPr>
+      <w:t>Interactive Quiz — Student Guide</w:t>
+    </w:r>
+  </w:p>
+</w:hdr>
+</file>
+
 <file path=word/numbering.xml><?xml version="1.0" encoding="utf-8"?>
 <w:numbering xmlns:wpc="http://schemas.microsoft.com/office/word/2010/wordprocessingCanvas" xmlns:cx="http://schemas.microsoft.com/office/drawing/2014/chartex" xmlns:cx1="http://schemas.microsoft.com/office/drawing/2015/9/8/chartex" xmlns:cx2="http://schemas.microsoft.com/office/drawing/2015/10/21/chartex" xmlns:cx3="http://schemas.microsoft.com/office/drawing/2016/5/9/chartex" xmlns:cx4="http://schemas.microsoft.com/office/drawing/2016/5/10/chartex" xmlns:cx5="http://schemas.microsoft.com/office/drawing/2016/5/11/chartex" xmlns:cx6="http://schemas.microsoft.com/office/drawing/2016/5/12/chartex" xmlns:cx7="http://schemas.microsoft.com/office/drawing/2016/5/13/chartex" xmlns:cx8="http://schemas.microsoft.com/office/drawing/2016/5/14/chartex" xmlns:mc="http://schemas.openxmlformats.org/markup-compatibility/2006" xmlns:aink="http://schemas.microsoft.com/office/drawing/2016/ink" xmlns:am3d="http://schemas.microsoft.com/office/drawing/2017/model3d" xmlns:o="urn:schemas-microsoft-com:office:office" xmlns:oel="http://schemas.microsoft.com/office/2019/extlst" xmlns:r="http://schemas.openxmlformats.org/officeDocument/2006/relationships" xmlns:m="http://schemas.openxmlformats.org/officeDocument/2006/math" xmlns:v="urn:schemas-microsoft-com:vml" xmlns:wp14="http://schemas.microsoft.com/office/word/2010/wordprocessingDrawing" xmlns:wp="http://schemas.openxmlformats.org/drawingml/2006/wordprocessingDrawing" xmlns:w10="urn:schemas-microsoft-com:office:word" xmlns:w="http://schemas.openxmlformats.org/wordprocessingml/2006/main" xmlns:w14="http://schemas.microsoft.com/office/word/2010/wordml" xmlns:w15="http://schemas.microsoft.com/office/word/2012/wordml" xmlns:w16cex="http://schemas.microsoft.com/office/word/2018/wordml/cex" xmlns:w16cid="http://schemas.microsoft.com/office/word/2016/wordml/cid" xmlns:w16="http://schemas.microsoft.com/office/word/2018/wordml" xmlns:w16du="http://schemas.microsoft.com/office/word/2023/wordml/word16du" xmlns:w16sdtdh="http://schemas.microsoft.com/office/word/2020/wordml/sdtdatahash" xmlns:w16sdtfl="http://schemas.microsoft.com/office/word/2024/wordml/sdtformatlock" xmlns:w16se="http://schemas.microsoft.com/office/word/2015/wordml/symex" xmlns:wpg="http://schemas.microsoft.com/office/word/2010/wordprocessingGroup" xmlns:wpi="http://schemas.microsoft.com/office/word/2010/wordprocessingInk" xmlns:wne="http://schemas.microsoft.com/office/word/2006/wordml" xmlns:wps="http://schemas.microsoft.com/office/word/2010/wordprocessingShape" mc:Ignorable="w14 w15 w16se w16cid w16 w16cex w16sdtdh w16sdtfl w16du wp14">
   <w:abstractNum w:abstractNumId="0" w15:restartNumberingAfterBreak="0">
-    <w:nsid w:val="28DA5CE3"/>
+    <w:nsid w:val="0BF977B9"/>
     <w:multiLevelType w:val="hybridMultilevel"/>
-    <w:tmpl w:val="814EF87E"/>
-    <w:lvl w:ilvl="0" w:tplc="BC42D6E4">
+    <w:tmpl w:val="AC1C61BC"/>
+    <w:lvl w:ilvl="0" w:tplc="D71E4ACA">
       <w:start w:val="1"/>
       <w:numFmt w:val="bullet"/>
       <w:lvlText w:val="•"/>
       <w:lvlJc w:val="left"/>
       <w:pPr>
-        <w:ind w:left="720" w:hanging="360"/>
+        <w:ind w:left="540" w:hanging="360"/>
       </w:pPr>
     </w:lvl>
-    <w:lvl w:ilvl="1" w:tplc="9516CFC6">
+    <w:lvl w:ilvl="1" w:tplc="916C4A0E">
       <w:numFmt w:val="decimal"/>
       <w:lvlText w:val=""/>
       <w:lvlJc w:val="left"/>
     </w:lvl>
-    <w:lvl w:ilvl="2" w:tplc="773CB6BC">
+    <w:lvl w:ilvl="2" w:tplc="8CAC0904">
       <w:numFmt w:val="decimal"/>
       <w:lvlText w:val=""/>
       <w:lvlJc w:val="left"/>
     </w:lvl>
-    <w:lvl w:ilvl="3" w:tplc="E8C8C286">
+    <w:lvl w:ilvl="3" w:tplc="1DA0E664">
       <w:numFmt w:val="decimal"/>
       <w:lvlText w:val=""/>
       <w:lvlJc w:val="left"/>
     </w:lvl>
-    <w:lvl w:ilvl="4" w:tplc="4BCC4A34">
+    <w:lvl w:ilvl="4" w:tplc="30EADBD0">
       <w:numFmt w:val="decimal"/>
       <w:lvlText w:val=""/>
       <w:lvlJc w:val="left"/>
     </w:lvl>
-    <w:lvl w:ilvl="5" w:tplc="2C3C6418">
+    <w:lvl w:ilvl="5" w:tplc="5C988C86">
       <w:numFmt w:val="decimal"/>
       <w:lvlText w:val=""/>
       <w:lvlJc w:val="left"/>
     </w:lvl>
-    <w:lvl w:ilvl="6" w:tplc="47D67512">
+    <w:lvl w:ilvl="6" w:tplc="65C6FB6C">
       <w:numFmt w:val="decimal"/>
       <w:lvlText w:val=""/>
       <w:lvlJc w:val="left"/>
     </w:lvl>
-    <w:lvl w:ilvl="7" w:tplc="9A88E57A">
+    <w:lvl w:ilvl="7" w:tplc="15EE90C2">
       <w:numFmt w:val="decimal"/>
       <w:lvlText w:val=""/>
       <w:lvlJc w:val="left"/>
     </w:lvl>
-    <w:lvl w:ilvl="8" w:tplc="FD4C0E44">
+    <w:lvl w:ilvl="8" w:tplc="FF0AB864">
       <w:numFmt w:val="decimal"/>
       <w:lvlText w:val=""/>
       <w:lvlJc w:val="left"/>
     </w:lvl>
   </w:abstractNum>
   <w:abstractNum w:abstractNumId="1" w15:restartNumberingAfterBreak="0">
-    <w:nsid w:val="5021361D"/>
+    <w:nsid w:val="44263002"/>
     <w:multiLevelType w:val="hybridMultilevel"/>
-    <w:tmpl w:val="6CA2DB14"/>
-    <w:lvl w:ilvl="0" w:tplc="5052CE90">
+    <w:tmpl w:val="0BF61F7C"/>
+    <w:lvl w:ilvl="0" w:tplc="344E2074">
+      <w:start w:val="1"/>
+      <w:numFmt w:val="decimal"/>
+      <w:lvlText w:val="%1."/>
+      <w:lvlJc w:val="left"/>
+      <w:pPr>
+        <w:ind w:left="540" w:hanging="360"/>
+      </w:pPr>
+    </w:lvl>
+    <w:lvl w:ilvl="1" w:tplc="7E90FF74">
+      <w:numFmt w:val="decimal"/>
+      <w:lvlText w:val=""/>
+      <w:lvlJc w:val="left"/>
+    </w:lvl>
+    <w:lvl w:ilvl="2" w:tplc="95D81F4E">
+      <w:numFmt w:val="decimal"/>
+      <w:lvlText w:val=""/>
+      <w:lvlJc w:val="left"/>
+    </w:lvl>
+    <w:lvl w:ilvl="3" w:tplc="4596DD20">
+      <w:numFmt w:val="decimal"/>
+      <w:lvlText w:val=""/>
+      <w:lvlJc w:val="left"/>
+    </w:lvl>
+    <w:lvl w:ilvl="4" w:tplc="D9345C42">
+      <w:numFmt w:val="decimal"/>
+      <w:lvlText w:val=""/>
+      <w:lvlJc w:val="left"/>
+    </w:lvl>
+    <w:lvl w:ilvl="5" w:tplc="D2163B28">
+      <w:numFmt w:val="decimal"/>
+      <w:lvlText w:val=""/>
+      <w:lvlJc w:val="left"/>
+    </w:lvl>
+    <w:lvl w:ilvl="6" w:tplc="E9223A6A">
+      <w:numFmt w:val="decimal"/>
+      <w:lvlText w:val=""/>
+      <w:lvlJc w:val="left"/>
+    </w:lvl>
+    <w:lvl w:ilvl="7" w:tplc="428ED652">
+      <w:numFmt w:val="decimal"/>
+      <w:lvlText w:val=""/>
+      <w:lvlJc w:val="left"/>
+    </w:lvl>
+    <w:lvl w:ilvl="8" w:tplc="C89CBC46">
+      <w:numFmt w:val="decimal"/>
+      <w:lvlText w:val=""/>
+      <w:lvlJc w:val="left"/>
+    </w:lvl>
+  </w:abstractNum>
+  <w:abstractNum w:abstractNumId="2" w15:restartNumberingAfterBreak="0">
+    <w:nsid w:val="69FF1EA2"/>
+    <w:multiLevelType w:val="hybridMultilevel"/>
+    <w:tmpl w:val="9166770E"/>
+    <w:lvl w:ilvl="0" w:tplc="E49824B6">
       <w:start w:val="1"/>
       <w:numFmt w:val="bullet"/>
       <w:lvlText w:val="●"/>
@@ -1209,7 +2385,7 @@
         <w:ind w:left="720" w:hanging="360"/>
       </w:pPr>
     </w:lvl>
-    <w:lvl w:ilvl="1" w:tplc="E1807EC0">
+    <w:lvl w:ilvl="1" w:tplc="A4DC21E0">
       <w:start w:val="1"/>
       <w:numFmt w:val="bullet"/>
       <w:lvlText w:val="○"/>
@@ -1218,7 +2394,7 @@
         <w:ind w:left="1440" w:hanging="360"/>
       </w:pPr>
     </w:lvl>
-    <w:lvl w:ilvl="2" w:tplc="050291FC">
+    <w:lvl w:ilvl="2" w:tplc="07C0D2A2">
       <w:start w:val="1"/>
       <w:numFmt w:val="bullet"/>
       <w:lvlText w:val="■"/>
@@ -1227,7 +2403,7 @@
         <w:ind w:left="2160" w:hanging="360"/>
       </w:pPr>
     </w:lvl>
-    <w:lvl w:ilvl="3" w:tplc="E4B2091A">
+    <w:lvl w:ilvl="3" w:tplc="42A63AA6">
       <w:start w:val="1"/>
       <w:numFmt w:val="bullet"/>
       <w:lvlText w:val="●"/>
@@ -1236,7 +2412,7 @@
         <w:ind w:left="2880" w:hanging="360"/>
       </w:pPr>
     </w:lvl>
-    <w:lvl w:ilvl="4" w:tplc="ACEEA016">
+    <w:lvl w:ilvl="4" w:tplc="737CE5EE">
       <w:start w:val="1"/>
       <w:numFmt w:val="bullet"/>
       <w:lvlText w:val="○"/>
@@ -1245,7 +2421,7 @@
         <w:ind w:left="3600" w:hanging="360"/>
       </w:pPr>
     </w:lvl>
-    <w:lvl w:ilvl="5" w:tplc="DE82E556">
+    <w:lvl w:ilvl="5" w:tplc="9124BEA2">
       <w:start w:val="1"/>
       <w:numFmt w:val="bullet"/>
       <w:lvlText w:val="■"/>
@@ -1254,7 +2430,7 @@
         <w:ind w:left="4320" w:hanging="360"/>
       </w:pPr>
     </w:lvl>
-    <w:lvl w:ilvl="6" w:tplc="D4289654">
+    <w:lvl w:ilvl="6" w:tplc="CB702C5A">
       <w:start w:val="1"/>
       <w:numFmt w:val="bullet"/>
       <w:lvlText w:val="●"/>
@@ -1263,7 +2439,7 @@
         <w:ind w:left="5040" w:hanging="360"/>
       </w:pPr>
     </w:lvl>
-    <w:lvl w:ilvl="7" w:tplc="9358FC3E">
+    <w:lvl w:ilvl="7" w:tplc="F8E87E8C">
       <w:start w:val="1"/>
       <w:numFmt w:val="bullet"/>
       <w:lvlText w:val="●"/>
@@ -1272,7 +2448,7 @@
         <w:ind w:left="5760" w:hanging="360"/>
       </w:pPr>
     </w:lvl>
-    <w:lvl w:ilvl="8" w:tplc="76F88412">
+    <w:lvl w:ilvl="8" w:tplc="31804F9A">
       <w:start w:val="1"/>
       <w:numFmt w:val="bullet"/>
       <w:lvlText w:val="●"/>
@@ -1282,13 +2458,19 @@
       </w:pPr>
     </w:lvl>
   </w:abstractNum>
-  <w:num w:numId="1" w16cid:durableId="1516727243">
+  <w:num w:numId="1" w16cid:durableId="234897115">
+    <w:abstractNumId w:val="2"/>
+    <w:lvlOverride w:ilvl="0">
+      <w:startOverride w:val="1"/>
+    </w:lvlOverride>
+  </w:num>
+  <w:num w:numId="2" w16cid:durableId="1563710088">
     <w:abstractNumId w:val="1"/>
     <w:lvlOverride w:ilvl="0">
       <w:startOverride w:val="1"/>
     </w:lvlOverride>
   </w:num>
-  <w:num w:numId="2" w16cid:durableId="3098531">
+  <w:num w:numId="3" w16cid:durableId="1717390398">
     <w:abstractNumId w:val="0"/>
     <w:lvlOverride w:ilvl="0">
       <w:startOverride w:val="1"/>
@@ -1302,7 +2484,9 @@
   <w:docDefaults>
     <w:rPrDefault>
       <w:rPr>
-        <w:rFonts w:ascii="Arial" w:eastAsia="Arial" w:hAnsi="Arial" w:cs="Arial"/>
+        <w:rFonts w:ascii="Calibri" w:eastAsia="Calibri" w:hAnsi="Calibri" w:cs="Calibri"/>
+        <w:sz w:val="22"/>
+        <w:szCs w:val="22"/>
         <w:lang w:bidi="he-IL"/>
       </w:rPr>
     </w:rPrDefault>
@@ -1695,13 +2879,13 @@
     <w:uiPriority w:val="9"/>
     <w:qFormat/>
     <w:pPr>
-      <w:spacing w:before="240" w:after="120"/>
+      <w:spacing w:before="360" w:after="180"/>
       <w:outlineLvl w:val="0"/>
     </w:pPr>
     <w:rPr>
       <w:b/>
       <w:bCs/>
-      <w:color w:val="1A1A2E"/>
+      <w:color w:val="2E75B6"/>
       <w:sz w:val="28"/>
       <w:szCs w:val="28"/>
     </w:rPr>
@@ -1712,13 +2896,13 @@
     <w:unhideWhenUsed/>
     <w:qFormat/>
     <w:pPr>
-      <w:spacing w:before="160" w:after="80"/>
+      <w:spacing w:before="280" w:after="120"/>
       <w:outlineLvl w:val="1"/>
     </w:pPr>
     <w:rPr>
       <w:b/>
       <w:bCs/>
-      <w:color w:val="16213E"/>
+      <w:color w:val="444444"/>
       <w:sz w:val="24"/>
       <w:szCs w:val="24"/>
     </w:rPr>
@@ -1851,6 +3035,10 @@
     <w:uiPriority w:val="99"/>
     <w:semiHidden/>
     <w:unhideWhenUsed/>
+    <w:rPr>
+      <w:sz w:val="20"/>
+      <w:szCs w:val="20"/>
+    </w:rPr>
   </w:style>
   <w:style w:type="character" w:customStyle="1" w:styleId="FootnoteTextChar">
     <w:name w:val="Footnote Text Char"/>
@@ -1878,6 +3066,10 @@
     <w:uiPriority w:val="99"/>
     <w:semiHidden/>
     <w:unhideWhenUsed/>
+    <w:rPr>
+      <w:sz w:val="20"/>
+      <w:szCs w:val="20"/>
+    </w:rPr>
   </w:style>
   <w:style w:type="character" w:customStyle="1" w:styleId="EndnoteTextChar">
     <w:name w:val="Endnote Text Char"/>
